--- a/homework 4/Результаты скриптов.docx
+++ b/homework 4/Результаты скриптов.docx
@@ -2,7 +2,7 @@
 <file path=word/document.xml><?xml version="1.0" encoding="utf-8"?>
 <w:document xmlns:wpc="http://schemas.microsoft.com/office/word/2010/wordprocessingCanvas" xmlns:mc="http://schemas.openxmlformats.org/markup-compatibility/2006" xmlns:o="urn:schemas-microsoft-com:office:office" xmlns:r="http://schemas.openxmlformats.org/officeDocument/2006/relationships" xmlns:m="http://schemas.openxmlformats.org/officeDocument/2006/math" xmlns:v="urn:schemas-microsoft-com:vml" xmlns:wp14="http://schemas.microsoft.com/office/word/2010/wordprocessingDrawing" xmlns:wp="http://schemas.openxmlformats.org/drawingml/2006/wordprocessingDrawing" xmlns:w10="urn:schemas-microsoft-com:office:word" xmlns:w="http://schemas.openxmlformats.org/wordprocessingml/2006/main" xmlns:w14="http://schemas.microsoft.com/office/word/2010/wordml" xmlns:w15="http://schemas.microsoft.com/office/word/2012/wordml" xmlns:wpg="http://schemas.microsoft.com/office/word/2010/wordprocessingGroup" xmlns:wpi="http://schemas.microsoft.com/office/word/2010/wordprocessingInk" xmlns:wne="http://schemas.microsoft.com/office/word/2006/wordml" xmlns:wps="http://schemas.microsoft.com/office/word/2010/wordprocessingShape" xmlns:w16se="http://schemas.microsoft.com/office/word/2015/wordml/symex" xmlns:w16cid="http://schemas.microsoft.com/office/word/2016/wordml/cid" xmlns:w16="http://schemas.microsoft.com/office/word/2018/wordml" xmlns:w16cex="http://schemas.microsoft.com/office/word/2018/wordml/cex" xmlns:w16sdtdh="http://schemas.microsoft.com/office/word/2020/wordml/sdtdatahash" xmlns:w16sdtfl="http://schemas.microsoft.com/office/word/2024/wordml/sdtformatlock" xmlns:a="http://schemas.openxmlformats.org/drawingml/2006/main" xmlns:pic="http://schemas.openxmlformats.org/drawingml/2006/picture" xmlns:a14="http://schemas.microsoft.com/office/drawing/2010/main" mc:Ignorable="w14 w15 wp14 w16se w16cid w16 w16cex w16sdtdh w16sdtfl">
   <w:body>
-    <w:p xmlns:wp14="http://schemas.microsoft.com/office/word/2010/wordml" wp14:paraId="501817AE" wp14:textId="1B303B89">
+    <w:p xmlns:wp14="http://schemas.microsoft.com/office/word/2010/wordml" wp14:paraId="501817AE" wp14:textId="5E71F88E">
       <w:pPr>
         <w:rPr>
           <w:b w:val="0"/>
@@ -66,7 +66,7 @@
       </w:r>
       <w:r>
         <w:drawing>
-          <wp:inline wp14:editId="56F7E9D4" wp14:anchorId="0558C8EE">
+          <wp:inline wp14:editId="02E71186" wp14:anchorId="0558C8EE">
             <wp:extent cx="5219170" cy="1858406"/>
             <wp:effectExtent l="0" t="0" r="0" b="0"/>
             <wp:docPr id="1818132473" name="drawing"/>
@@ -109,7 +109,7 @@
       </w:r>
       <w:r>
         <w:drawing>
-          <wp:inline wp14:editId="69300C7E" wp14:anchorId="4E2BF93F">
+          <wp:inline wp14:editId="1C323438" wp14:anchorId="4E2BF93F">
             <wp:extent cx="3286584" cy="1364647"/>
             <wp:effectExtent l="0" t="0" r="0" b="0"/>
             <wp:docPr id="1480702546" name="drawing"/>
@@ -189,7 +189,7 @@
       </w:r>
       <w:r>
         <w:drawing>
-          <wp:inline wp14:editId="0E2FF6D1" wp14:anchorId="475554F6">
+          <wp:inline wp14:editId="17AED17A" wp14:anchorId="475554F6">
             <wp:extent cx="5724525" cy="1838325"/>
             <wp:effectExtent l="0" t="0" r="0" b="0"/>
             <wp:docPr id="912129996" name="drawing"/>
@@ -257,7 +257,7 @@
       </w:pPr>
       <w:r>
         <w:drawing>
-          <wp:inline wp14:editId="49E43C04" wp14:anchorId="7EF946DD">
+          <wp:inline wp14:editId="19CB7EC7" wp14:anchorId="7EF946DD">
             <wp:extent cx="4563112" cy="1886213"/>
             <wp:effectExtent l="0" t="0" r="0" b="0"/>
             <wp:docPr id="456670700" name="drawing"/>
@@ -329,7 +329,7 @@
       </w:pPr>
       <w:r>
         <w:drawing>
-          <wp:inline wp14:editId="042CBBE4" wp14:anchorId="3B76F0A8">
+          <wp:inline wp14:editId="38C458BB" wp14:anchorId="3B76F0A8">
             <wp:extent cx="4553586" cy="2248214"/>
             <wp:effectExtent l="0" t="0" r="0" b="0"/>
             <wp:docPr id="940524826" name="drawing"/>
@@ -381,7 +381,7 @@
       </w:pPr>
       <w:r>
         <w:drawing>
-          <wp:inline wp14:editId="2E7495F9" wp14:anchorId="287DDD80">
+          <wp:inline wp14:editId="6C71CDC0" wp14:anchorId="287DDD80">
             <wp:extent cx="5724525" cy="1447800"/>
             <wp:effectExtent l="0" t="0" r="0" b="0"/>
             <wp:docPr id="1654052815" name="drawing"/>
@@ -446,7 +446,7 @@
       </w:pPr>
       <w:r>
         <w:drawing>
-          <wp:inline wp14:editId="2999D4D7" wp14:anchorId="17959D80">
+          <wp:inline wp14:editId="491AD299" wp14:anchorId="17959D80">
             <wp:extent cx="3972479" cy="1838582"/>
             <wp:effectExtent l="0" t="0" r="0" b="0"/>
             <wp:docPr id="572468284" name="drawing"/>
@@ -498,7 +498,7 @@
       </w:pPr>
       <w:r>
         <w:drawing>
-          <wp:inline wp14:editId="15807C6C" wp14:anchorId="7D508AE7">
+          <wp:inline wp14:editId="6B06919D" wp14:anchorId="7D508AE7">
             <wp:extent cx="5295900" cy="1797610"/>
             <wp:effectExtent l="0" t="0" r="0" b="0"/>
             <wp:docPr id="794908024" name="drawing"/>
@@ -563,7 +563,7 @@
       </w:pPr>
       <w:r>
         <w:drawing>
-          <wp:inline wp14:editId="06664C35" wp14:anchorId="305E9B9A">
+          <wp:inline wp14:editId="41FB7762" wp14:anchorId="305E9B9A">
             <wp:extent cx="5724525" cy="1876425"/>
             <wp:effectExtent l="0" t="0" r="0" b="0"/>
             <wp:docPr id="1143512201" name="drawing"/>
@@ -613,6 +613,548 @@
         <w:ind w:left="0" w:right="0"/>
         <w:jc w:val="left"/>
       </w:pPr>
+      <w:r>
+        <w:rPr/>
+        <w:t xml:space="preserve">DDL </w:t>
+      </w:r>
+    </w:p>
+    <w:p>
+      <w:pPr>
+        <w:pStyle w:val="ListParagraph"/>
+        <w:bidi w:val="0"/>
+        <w:spacing w:before="0" w:beforeAutospacing="off" w:after="160" w:afterAutospacing="off" w:line="279" w:lineRule="auto"/>
+        <w:ind w:left="720" w:right="0"/>
+        <w:jc w:val="left"/>
+      </w:pPr>
+      <w:r>
+        <w:rPr/>
+        <w:t>1.</w:t>
+      </w:r>
+    </w:p>
+    <w:p>
+      <w:pPr>
+        <w:pStyle w:val="Normal"/>
+        <w:bidi w:val="0"/>
+        <w:spacing w:before="0" w:beforeAutospacing="off" w:after="160" w:afterAutospacing="off" w:line="279" w:lineRule="auto"/>
+        <w:ind w:left="708" w:right="0"/>
+        <w:jc w:val="left"/>
+      </w:pPr>
+      <w:r>
+        <w:drawing>
+          <wp:inline wp14:editId="1E39E4E3" wp14:anchorId="55D158BC">
+            <wp:extent cx="5724525" cy="2019300"/>
+            <wp:effectExtent l="0" t="0" r="0" b="0"/>
+            <wp:docPr id="208793662" name="drawing"/>
+            <wp:cNvGraphicFramePr>
+              <a:graphicFrameLocks noChangeAspect="1"/>
+            </wp:cNvGraphicFramePr>
+            <a:graphic>
+              <a:graphicData xmlns:a="http://schemas.openxmlformats.org/drawingml/2006/main" uri="http://schemas.openxmlformats.org/drawingml/2006/picture">
+                <pic:pic xmlns:pic="http://schemas.openxmlformats.org/drawingml/2006/picture">
+                  <pic:nvPicPr>
+                    <pic:cNvPr id="208793662" name="Picture 208793662"/>
+                    <pic:cNvPicPr/>
+                  </pic:nvPicPr>
+                  <pic:blipFill>
+                    <a:blip xmlns:r="http://schemas.openxmlformats.org/officeDocument/2006/relationships" r:embed="rId2064248839">
+                      <a:extLst>
+                        <a:ext uri="{28A0092B-C50C-407E-A947-70E740481C1C}">
+                          <a14:useLocalDpi xmlns:a14="http://schemas.microsoft.com/office/drawing/2010/main"/>
+                        </a:ext>
+                      </a:extLst>
+                    </a:blip>
+                    <a:stretch>
+                      <a:fillRect/>
+                    </a:stretch>
+                  </pic:blipFill>
+                  <pic:spPr>
+                    <a:xfrm>
+                      <a:off x="0" y="0"/>
+                      <a:ext cx="5724525" cy="2019300"/>
+                    </a:xfrm>
+                    <a:prstGeom prst="rect">
+                      <a:avLst/>
+                    </a:prstGeom>
+                  </pic:spPr>
+                </pic:pic>
+              </a:graphicData>
+            </a:graphic>
+          </wp:inline>
+        </w:drawing>
+      </w:r>
+      <w:r>
+        <w:drawing>
+          <wp:inline wp14:editId="21F211B2" wp14:anchorId="1B2D36E2">
+            <wp:extent cx="4944165" cy="1028844"/>
+            <wp:effectExtent l="0" t="0" r="0" b="0"/>
+            <wp:docPr id="175872906" name="drawing"/>
+            <wp:cNvGraphicFramePr>
+              <a:graphicFrameLocks noChangeAspect="1"/>
+            </wp:cNvGraphicFramePr>
+            <a:graphic>
+              <a:graphicData xmlns:a="http://schemas.openxmlformats.org/drawingml/2006/main" uri="http://schemas.openxmlformats.org/drawingml/2006/picture">
+                <pic:pic xmlns:pic="http://schemas.openxmlformats.org/drawingml/2006/picture">
+                  <pic:nvPicPr>
+                    <pic:cNvPr id="175872906" name="Picture 175872906"/>
+                    <pic:cNvPicPr/>
+                  </pic:nvPicPr>
+                  <pic:blipFill>
+                    <a:blip xmlns:r="http://schemas.openxmlformats.org/officeDocument/2006/relationships" r:embed="rId580189000">
+                      <a:extLst>
+                        <a:ext uri="{28A0092B-C50C-407E-A947-70E740481C1C}">
+                          <a14:useLocalDpi xmlns:a14="http://schemas.microsoft.com/office/drawing/2010/main"/>
+                        </a:ext>
+                      </a:extLst>
+                    </a:blip>
+                    <a:stretch>
+                      <a:fillRect/>
+                    </a:stretch>
+                  </pic:blipFill>
+                  <pic:spPr>
+                    <a:xfrm>
+                      <a:off x="0" y="0"/>
+                      <a:ext cx="4944165" cy="1028844"/>
+                    </a:xfrm>
+                    <a:prstGeom prst="rect">
+                      <a:avLst/>
+                    </a:prstGeom>
+                  </pic:spPr>
+                </pic:pic>
+              </a:graphicData>
+            </a:graphic>
+          </wp:inline>
+        </w:drawing>
+      </w:r>
+    </w:p>
+    <w:p>
+      <w:pPr>
+        <w:pStyle w:val="Normal"/>
+        <w:bidi w:val="0"/>
+        <w:spacing w:before="0" w:beforeAutospacing="off" w:after="160" w:afterAutospacing="off" w:line="279" w:lineRule="auto"/>
+        <w:ind w:left="708" w:right="0"/>
+        <w:jc w:val="left"/>
+      </w:pPr>
+      <w:r>
+        <w:rPr/>
+        <w:t>2.</w:t>
+      </w:r>
+    </w:p>
+    <w:p>
+      <w:pPr>
+        <w:pStyle w:val="Normal"/>
+        <w:bidi w:val="0"/>
+        <w:spacing w:before="0" w:beforeAutospacing="off" w:after="160" w:afterAutospacing="off" w:line="279" w:lineRule="auto"/>
+        <w:ind w:left="708" w:right="0"/>
+        <w:jc w:val="left"/>
+      </w:pPr>
+      <w:r>
+        <w:drawing>
+          <wp:inline wp14:editId="15BDEC04" wp14:anchorId="39301D3B">
+            <wp:extent cx="3391197" cy="1343212"/>
+            <wp:effectExtent l="0" t="0" r="0" b="0"/>
+            <wp:docPr id="870786914" name="drawing"/>
+            <wp:cNvGraphicFramePr>
+              <a:graphicFrameLocks noChangeAspect="1"/>
+            </wp:cNvGraphicFramePr>
+            <a:graphic>
+              <a:graphicData xmlns:a="http://schemas.openxmlformats.org/drawingml/2006/main" uri="http://schemas.openxmlformats.org/drawingml/2006/picture">
+                <pic:pic xmlns:pic="http://schemas.openxmlformats.org/drawingml/2006/picture">
+                  <pic:nvPicPr>
+                    <pic:cNvPr id="870786914" name="Picture 870786914"/>
+                    <pic:cNvPicPr/>
+                  </pic:nvPicPr>
+                  <pic:blipFill>
+                    <a:blip xmlns:r="http://schemas.openxmlformats.org/officeDocument/2006/relationships" r:embed="rId2031885500">
+                      <a:extLst>
+                        <a:ext uri="{28A0092B-C50C-407E-A947-70E740481C1C}">
+                          <a14:useLocalDpi xmlns:a14="http://schemas.microsoft.com/office/drawing/2010/main"/>
+                        </a:ext>
+                      </a:extLst>
+                    </a:blip>
+                    <a:stretch>
+                      <a:fillRect/>
+                    </a:stretch>
+                  </pic:blipFill>
+                  <pic:spPr>
+                    <a:xfrm rot="0">
+                      <a:off x="0" y="0"/>
+                      <a:ext cx="3391197" cy="1343212"/>
+                    </a:xfrm>
+                    <a:prstGeom prst="rect">
+                      <a:avLst/>
+                    </a:prstGeom>
+                  </pic:spPr>
+                </pic:pic>
+              </a:graphicData>
+            </a:graphic>
+          </wp:inline>
+        </w:drawing>
+      </w:r>
+    </w:p>
+    <w:p>
+      <w:pPr>
+        <w:pStyle w:val="Normal"/>
+        <w:bidi w:val="0"/>
+        <w:spacing w:before="0" w:beforeAutospacing="off" w:after="160" w:afterAutospacing="off" w:line="279" w:lineRule="auto"/>
+        <w:ind w:left="708" w:right="0" w:firstLine="0"/>
+        <w:jc w:val="left"/>
+      </w:pPr>
+      <w:r>
+        <w:drawing>
+          <wp:inline wp14:editId="60E97D24" wp14:anchorId="76AEA2EC">
+            <wp:extent cx="4614690" cy="1305320"/>
+            <wp:effectExtent l="0" t="0" r="0" b="0"/>
+            <wp:docPr id="169525315" name="drawing"/>
+            <wp:cNvGraphicFramePr>
+              <a:graphicFrameLocks noChangeAspect="1"/>
+            </wp:cNvGraphicFramePr>
+            <a:graphic>
+              <a:graphicData xmlns:a="http://schemas.openxmlformats.org/drawingml/2006/main" uri="http://schemas.openxmlformats.org/drawingml/2006/picture">
+                <pic:pic xmlns:pic="http://schemas.openxmlformats.org/drawingml/2006/picture">
+                  <pic:nvPicPr>
+                    <pic:cNvPr id="169525315" name="Picture 169525315"/>
+                    <pic:cNvPicPr/>
+                  </pic:nvPicPr>
+                  <pic:blipFill>
+                    <a:blip xmlns:r="http://schemas.openxmlformats.org/officeDocument/2006/relationships" r:embed="rId974000797">
+                      <a:extLst>
+                        <a:ext uri="{28A0092B-C50C-407E-A947-70E740481C1C}">
+                          <a14:useLocalDpi xmlns:a14="http://schemas.microsoft.com/office/drawing/2010/main"/>
+                        </a:ext>
+                      </a:extLst>
+                    </a:blip>
+                    <a:stretch>
+                      <a:fillRect/>
+                    </a:stretch>
+                  </pic:blipFill>
+                  <pic:spPr>
+                    <a:xfrm rot="0">
+                      <a:off x="0" y="0"/>
+                      <a:ext cx="4614690" cy="1305320"/>
+                    </a:xfrm>
+                    <a:prstGeom prst="rect">
+                      <a:avLst/>
+                    </a:prstGeom>
+                  </pic:spPr>
+                </pic:pic>
+              </a:graphicData>
+            </a:graphic>
+          </wp:inline>
+        </w:drawing>
+      </w:r>
+      <w:r>
+        <w:rPr/>
+        <w:t>3.</w:t>
+      </w:r>
+    </w:p>
+    <w:p>
+      <w:pPr>
+        <w:pStyle w:val="Normal"/>
+        <w:bidi w:val="0"/>
+        <w:spacing w:before="0" w:beforeAutospacing="off" w:after="160" w:afterAutospacing="off" w:line="279" w:lineRule="auto"/>
+        <w:ind w:left="708" w:right="0" w:firstLine="0"/>
+        <w:jc w:val="left"/>
+      </w:pPr>
+      <w:r>
+        <w:drawing>
+          <wp:inline wp14:editId="68B2DE15" wp14:anchorId="72BBB365">
+            <wp:extent cx="3115110" cy="1455805"/>
+            <wp:effectExtent l="0" t="0" r="0" b="0"/>
+            <wp:docPr id="1425861267" name="drawing"/>
+            <wp:cNvGraphicFramePr>
+              <a:graphicFrameLocks noChangeAspect="1"/>
+            </wp:cNvGraphicFramePr>
+            <a:graphic>
+              <a:graphicData xmlns:a="http://schemas.openxmlformats.org/drawingml/2006/main" uri="http://schemas.openxmlformats.org/drawingml/2006/picture">
+                <pic:pic xmlns:pic="http://schemas.openxmlformats.org/drawingml/2006/picture">
+                  <pic:nvPicPr>
+                    <pic:cNvPr id="1425861267" name="Picture 1425861267"/>
+                    <pic:cNvPicPr/>
+                  </pic:nvPicPr>
+                  <pic:blipFill>
+                    <a:blip xmlns:r="http://schemas.openxmlformats.org/officeDocument/2006/relationships" r:embed="rId2033629675">
+                      <a:extLst>
+                        <a:ext uri="{28A0092B-C50C-407E-A947-70E740481C1C}">
+                          <a14:useLocalDpi xmlns:a14="http://schemas.microsoft.com/office/drawing/2010/main"/>
+                        </a:ext>
+                      </a:extLst>
+                    </a:blip>
+                    <a:stretch>
+                      <a:fillRect/>
+                    </a:stretch>
+                  </pic:blipFill>
+                  <pic:spPr>
+                    <a:xfrm rot="0">
+                      <a:off x="0" y="0"/>
+                      <a:ext cx="3115110" cy="1455805"/>
+                    </a:xfrm>
+                    <a:prstGeom prst="rect">
+                      <a:avLst/>
+                    </a:prstGeom>
+                  </pic:spPr>
+                </pic:pic>
+              </a:graphicData>
+            </a:graphic>
+          </wp:inline>
+        </w:drawing>
+      </w:r>
+    </w:p>
+    <w:p>
+      <w:pPr>
+        <w:pStyle w:val="Normal"/>
+        <w:bidi w:val="0"/>
+        <w:spacing w:before="0" w:beforeAutospacing="off" w:after="160" w:afterAutospacing="off" w:line="279" w:lineRule="auto"/>
+        <w:ind w:left="708" w:right="0" w:firstLine="0"/>
+        <w:jc w:val="left"/>
+      </w:pPr>
+      <w:r>
+        <w:drawing>
+          <wp:inline wp14:editId="1E061E4C" wp14:anchorId="2D32D4BA">
+            <wp:extent cx="5048250" cy="1562354"/>
+            <wp:effectExtent l="0" t="0" r="0" b="0"/>
+            <wp:docPr id="1428826498" name="drawing"/>
+            <wp:cNvGraphicFramePr>
+              <a:graphicFrameLocks noChangeAspect="1"/>
+            </wp:cNvGraphicFramePr>
+            <a:graphic>
+              <a:graphicData xmlns:a="http://schemas.openxmlformats.org/drawingml/2006/main" uri="http://schemas.openxmlformats.org/drawingml/2006/picture">
+                <pic:pic xmlns:pic="http://schemas.openxmlformats.org/drawingml/2006/picture">
+                  <pic:nvPicPr>
+                    <pic:cNvPr id="1428826498" name="Picture 1428826498"/>
+                    <pic:cNvPicPr/>
+                  </pic:nvPicPr>
+                  <pic:blipFill>
+                    <a:blip xmlns:r="http://schemas.openxmlformats.org/officeDocument/2006/relationships" r:embed="rId973209514">
+                      <a:extLst>
+                        <a:ext uri="{28A0092B-C50C-407E-A947-70E740481C1C}">
+                          <a14:useLocalDpi xmlns:a14="http://schemas.microsoft.com/office/drawing/2010/main"/>
+                        </a:ext>
+                      </a:extLst>
+                    </a:blip>
+                    <a:stretch>
+                      <a:fillRect/>
+                    </a:stretch>
+                  </pic:blipFill>
+                  <pic:spPr>
+                    <a:xfrm rot="0">
+                      <a:off x="0" y="0"/>
+                      <a:ext cx="5048250" cy="1562354"/>
+                    </a:xfrm>
+                    <a:prstGeom prst="rect">
+                      <a:avLst/>
+                    </a:prstGeom>
+                  </pic:spPr>
+                </pic:pic>
+              </a:graphicData>
+            </a:graphic>
+          </wp:inline>
+        </w:drawing>
+      </w:r>
+      <w:r>
+        <w:rPr/>
+        <w:t>4.</w:t>
+      </w:r>
+    </w:p>
+    <w:p>
+      <w:pPr>
+        <w:pStyle w:val="Normal"/>
+        <w:bidi w:val="0"/>
+        <w:spacing w:before="0" w:beforeAutospacing="off" w:after="160" w:afterAutospacing="off" w:line="279" w:lineRule="auto"/>
+        <w:ind w:left="708" w:right="0" w:firstLine="0"/>
+        <w:jc w:val="left"/>
+      </w:pPr>
+      <w:r>
+        <w:drawing>
+          <wp:inline wp14:editId="3352D755" wp14:anchorId="187A6AAC">
+            <wp:extent cx="4629796" cy="1686160"/>
+            <wp:effectExtent l="0" t="0" r="0" b="0"/>
+            <wp:docPr id="429572824" name="drawing"/>
+            <wp:cNvGraphicFramePr>
+              <a:graphicFrameLocks noChangeAspect="1"/>
+            </wp:cNvGraphicFramePr>
+            <a:graphic>
+              <a:graphicData xmlns:a="http://schemas.openxmlformats.org/drawingml/2006/main" uri="http://schemas.openxmlformats.org/drawingml/2006/picture">
+                <pic:pic xmlns:pic="http://schemas.openxmlformats.org/drawingml/2006/picture">
+                  <pic:nvPicPr>
+                    <pic:cNvPr id="429572824" name="Picture 429572824"/>
+                    <pic:cNvPicPr/>
+                  </pic:nvPicPr>
+                  <pic:blipFill>
+                    <a:blip xmlns:r="http://schemas.openxmlformats.org/officeDocument/2006/relationships" r:embed="rId534841378">
+                      <a:extLst>
+                        <a:ext uri="{28A0092B-C50C-407E-A947-70E740481C1C}">
+                          <a14:useLocalDpi xmlns:a14="http://schemas.microsoft.com/office/drawing/2010/main"/>
+                        </a:ext>
+                      </a:extLst>
+                    </a:blip>
+                    <a:stretch>
+                      <a:fillRect/>
+                    </a:stretch>
+                  </pic:blipFill>
+                  <pic:spPr>
+                    <a:xfrm>
+                      <a:off x="0" y="0"/>
+                      <a:ext cx="4629796" cy="1686160"/>
+                    </a:xfrm>
+                    <a:prstGeom prst="rect">
+                      <a:avLst/>
+                    </a:prstGeom>
+                  </pic:spPr>
+                </pic:pic>
+              </a:graphicData>
+            </a:graphic>
+          </wp:inline>
+        </w:drawing>
+      </w:r>
+    </w:p>
+    <w:p>
+      <w:pPr>
+        <w:pStyle w:val="Normal"/>
+        <w:bidi w:val="0"/>
+        <w:spacing w:before="0" w:beforeAutospacing="off" w:after="160" w:afterAutospacing="off" w:line="279" w:lineRule="auto"/>
+        <w:ind w:left="708" w:right="0" w:firstLine="0"/>
+        <w:jc w:val="left"/>
+      </w:pPr>
+      <w:r>
+        <w:rPr/>
+        <w:t>5.</w:t>
+      </w:r>
+    </w:p>
+    <w:p>
+      <w:pPr>
+        <w:pStyle w:val="Normal"/>
+        <w:bidi w:val="0"/>
+        <w:spacing w:before="0" w:beforeAutospacing="off" w:after="160" w:afterAutospacing="off" w:line="279" w:lineRule="auto"/>
+        <w:ind w:left="708" w:right="0" w:firstLine="0"/>
+        <w:jc w:val="left"/>
+      </w:pPr>
+      <w:r>
+        <w:drawing>
+          <wp:inline wp14:editId="67C1E7BC" wp14:anchorId="29801E34">
+            <wp:extent cx="4134427" cy="1524132"/>
+            <wp:effectExtent l="0" t="0" r="0" b="0"/>
+            <wp:docPr id="1394021732" name="drawing"/>
+            <wp:cNvGraphicFramePr>
+              <a:graphicFrameLocks noChangeAspect="1"/>
+            </wp:cNvGraphicFramePr>
+            <a:graphic>
+              <a:graphicData xmlns:a="http://schemas.openxmlformats.org/drawingml/2006/main" uri="http://schemas.openxmlformats.org/drawingml/2006/picture">
+                <pic:pic xmlns:pic="http://schemas.openxmlformats.org/drawingml/2006/picture">
+                  <pic:nvPicPr>
+                    <pic:cNvPr id="1394021732" name="Picture 1394021732"/>
+                    <pic:cNvPicPr/>
+                  </pic:nvPicPr>
+                  <pic:blipFill>
+                    <a:blip xmlns:r="http://schemas.openxmlformats.org/officeDocument/2006/relationships" r:embed="rId152618192">
+                      <a:extLst>
+                        <a:ext uri="{28A0092B-C50C-407E-A947-70E740481C1C}">
+                          <a14:useLocalDpi xmlns:a14="http://schemas.microsoft.com/office/drawing/2010/main"/>
+                        </a:ext>
+                      </a:extLst>
+                    </a:blip>
+                    <a:stretch>
+                      <a:fillRect/>
+                    </a:stretch>
+                  </pic:blipFill>
+                  <pic:spPr>
+                    <a:xfrm rot="0">
+                      <a:off x="0" y="0"/>
+                      <a:ext cx="4134427" cy="1524132"/>
+                    </a:xfrm>
+                    <a:prstGeom prst="rect">
+                      <a:avLst/>
+                    </a:prstGeom>
+                  </pic:spPr>
+                </pic:pic>
+              </a:graphicData>
+            </a:graphic>
+          </wp:inline>
+        </w:drawing>
+      </w:r>
+    </w:p>
+    <w:p>
+      <w:pPr>
+        <w:pStyle w:val="Normal"/>
+        <w:bidi w:val="0"/>
+        <w:spacing w:before="0" w:beforeAutospacing="off" w:after="160" w:afterAutospacing="off" w:line="279" w:lineRule="auto"/>
+        <w:ind w:left="708" w:right="0" w:firstLine="0"/>
+        <w:jc w:val="left"/>
+      </w:pPr>
+    </w:p>
+    <w:p>
+      <w:r>
+        <w:br w:type="page"/>
+      </w:r>
+    </w:p>
+    <w:p>
+      <w:pPr>
+        <w:pStyle w:val="Normal"/>
+        <w:bidi w:val="0"/>
+        <w:spacing w:before="0" w:beforeAutospacing="off" w:after="160" w:afterAutospacing="off" w:line="279" w:lineRule="auto"/>
+        <w:ind w:left="708" w:right="0" w:firstLine="0"/>
+        <w:jc w:val="left"/>
+      </w:pPr>
+      <w:r>
+        <w:drawing>
+          <wp:inline wp14:editId="2D4FB5BD" wp14:anchorId="706D3211">
+            <wp:extent cx="5725324" cy="1419423"/>
+            <wp:effectExtent l="0" t="0" r="0" b="0"/>
+            <wp:docPr id="516378822" name="drawing"/>
+            <wp:cNvGraphicFramePr>
+              <a:graphicFrameLocks noChangeAspect="1"/>
+            </wp:cNvGraphicFramePr>
+            <a:graphic>
+              <a:graphicData xmlns:a="http://schemas.openxmlformats.org/drawingml/2006/main" uri="http://schemas.openxmlformats.org/drawingml/2006/picture">
+                <pic:pic xmlns:pic="http://schemas.openxmlformats.org/drawingml/2006/picture">
+                  <pic:nvPicPr>
+                    <pic:cNvPr id="516378822" name="Picture 516378822"/>
+                    <pic:cNvPicPr/>
+                  </pic:nvPicPr>
+                  <pic:blipFill>
+                    <a:blip xmlns:r="http://schemas.openxmlformats.org/officeDocument/2006/relationships" r:embed="rId1049286451">
+                      <a:extLst>
+                        <a:ext uri="{28A0092B-C50C-407E-A947-70E740481C1C}">
+                          <a14:useLocalDpi xmlns:a14="http://schemas.microsoft.com/office/drawing/2010/main"/>
+                        </a:ext>
+                      </a:extLst>
+                    </a:blip>
+                    <a:stretch>
+                      <a:fillRect/>
+                    </a:stretch>
+                  </pic:blipFill>
+                  <pic:spPr>
+                    <a:xfrm>
+                      <a:off x="0" y="0"/>
+                      <a:ext cx="5725324" cy="1419423"/>
+                    </a:xfrm>
+                    <a:prstGeom prst="rect">
+                      <a:avLst/>
+                    </a:prstGeom>
+                  </pic:spPr>
+                </pic:pic>
+              </a:graphicData>
+            </a:graphic>
+          </wp:inline>
+        </w:drawing>
+      </w:r>
+    </w:p>
+    <w:p>
+      <w:pPr>
+        <w:pStyle w:val="Normal"/>
+        <w:bidi w:val="0"/>
+        <w:spacing w:before="0" w:beforeAutospacing="off" w:after="160" w:afterAutospacing="off" w:line="279" w:lineRule="auto"/>
+        <w:ind w:left="708" w:right="0" w:firstLine="0"/>
+        <w:jc w:val="left"/>
+      </w:pPr>
+    </w:p>
+    <w:p>
+      <w:pPr>
+        <w:pStyle w:val="Normal"/>
+        <w:bidi w:val="0"/>
+        <w:spacing w:before="0" w:beforeAutospacing="off" w:after="160" w:afterAutospacing="off" w:line="279" w:lineRule="auto"/>
+        <w:ind w:left="0" w:right="0" w:firstLine="0"/>
+        <w:jc w:val="left"/>
+      </w:pPr>
     </w:p>
     <w:sectPr>
       <w:pgSz w:w="11906" w:h="16838" w:orient="portrait"/>
@@ -622,6 +1164,99 @@
     </w:sectPr>
   </w:body>
 </w:document>
+</file>
+
+<file path=word/numbering.xml><?xml version="1.0" encoding="utf-8"?>
+<w:numbering xmlns:w="http://schemas.openxmlformats.org/wordprocessingml/2006/main">
+  <w:abstractNum xmlns:w="http://schemas.openxmlformats.org/wordprocessingml/2006/main" w:abstractNumId="1">
+    <w:nsid w:val="4489f708"/>
+    <w:multiLevelType xmlns:w="http://schemas.openxmlformats.org/wordprocessingml/2006/main" w:val="hybridMultilevel"/>
+    <w:lvl xmlns:w="http://schemas.openxmlformats.org/wordprocessingml/2006/main" w:ilvl="0">
+      <w:start w:val="1"/>
+      <w:numFmt w:val="decimal"/>
+      <w:lvlText w:val="%1."/>
+      <w:lvlJc w:val="left"/>
+      <w:pPr>
+        <w:ind w:left="720" w:hanging="360"/>
+      </w:pPr>
+    </w:lvl>
+    <w:lvl xmlns:w="http://schemas.openxmlformats.org/wordprocessingml/2006/main" w:ilvl="1">
+      <w:start w:val="1"/>
+      <w:numFmt w:val="lowerLetter"/>
+      <w:lvlText w:val="%2."/>
+      <w:lvlJc w:val="left"/>
+      <w:pPr>
+        <w:ind w:left="1440" w:hanging="360"/>
+      </w:pPr>
+    </w:lvl>
+    <w:lvl xmlns:w="http://schemas.openxmlformats.org/wordprocessingml/2006/main" w:ilvl="2">
+      <w:start w:val="1"/>
+      <w:numFmt w:val="lowerRoman"/>
+      <w:lvlText w:val="%3."/>
+      <w:lvlJc w:val="right"/>
+      <w:pPr>
+        <w:ind w:left="2160" w:hanging="180"/>
+      </w:pPr>
+    </w:lvl>
+    <w:lvl xmlns:w="http://schemas.openxmlformats.org/wordprocessingml/2006/main" w:ilvl="3">
+      <w:start w:val="1"/>
+      <w:numFmt w:val="decimal"/>
+      <w:lvlText w:val="%4."/>
+      <w:lvlJc w:val="left"/>
+      <w:pPr>
+        <w:ind w:left="2880" w:hanging="360"/>
+      </w:pPr>
+    </w:lvl>
+    <w:lvl xmlns:w="http://schemas.openxmlformats.org/wordprocessingml/2006/main" w:ilvl="4">
+      <w:start w:val="1"/>
+      <w:numFmt w:val="lowerLetter"/>
+      <w:lvlText w:val="%5."/>
+      <w:lvlJc w:val="left"/>
+      <w:pPr>
+        <w:ind w:left="3600" w:hanging="360"/>
+      </w:pPr>
+    </w:lvl>
+    <w:lvl xmlns:w="http://schemas.openxmlformats.org/wordprocessingml/2006/main" w:ilvl="5">
+      <w:start w:val="1"/>
+      <w:numFmt w:val="lowerRoman"/>
+      <w:lvlText w:val="%6."/>
+      <w:lvlJc w:val="right"/>
+      <w:pPr>
+        <w:ind w:left="4320" w:hanging="180"/>
+      </w:pPr>
+    </w:lvl>
+    <w:lvl xmlns:w="http://schemas.openxmlformats.org/wordprocessingml/2006/main" w:ilvl="6">
+      <w:start w:val="1"/>
+      <w:numFmt w:val="decimal"/>
+      <w:lvlText w:val="%7."/>
+      <w:lvlJc w:val="left"/>
+      <w:pPr>
+        <w:ind w:left="5040" w:hanging="360"/>
+      </w:pPr>
+    </w:lvl>
+    <w:lvl xmlns:w="http://schemas.openxmlformats.org/wordprocessingml/2006/main" w:ilvl="7">
+      <w:start w:val="1"/>
+      <w:numFmt w:val="lowerLetter"/>
+      <w:lvlText w:val="%8."/>
+      <w:lvlJc w:val="left"/>
+      <w:pPr>
+        <w:ind w:left="5760" w:hanging="360"/>
+      </w:pPr>
+    </w:lvl>
+    <w:lvl xmlns:w="http://schemas.openxmlformats.org/wordprocessingml/2006/main" w:ilvl="8">
+      <w:start w:val="1"/>
+      <w:numFmt w:val="lowerRoman"/>
+      <w:lvlText w:val="%9."/>
+      <w:lvlJc w:val="right"/>
+      <w:pPr>
+        <w:ind w:left="6480" w:hanging="180"/>
+      </w:pPr>
+    </w:lvl>
+  </w:abstractNum>
+  <w:num w:numId="1">
+    <w:abstractNumId w:val="1"/>
+  </w:num>
+</w:numbering>
 </file>
 
 <file path=word/styles.xml><?xml version="1.0" encoding="utf-8"?>
@@ -1045,6 +1680,18 @@
     <w:semiHidden/>
     <w:unhideWhenUsed/>
   </w:style>
+  <w:style w:type="paragraph" w:styleId="ListParagraph">
+    <w:uiPriority w:val="34"/>
+    <w:name w:val="List Paragraph"/>
+    <w:basedOn w:val="Normal"/>
+    <w:qFormat/>
+    <w:rsid w:val="57E42FF5"/>
+    <w:pPr>
+      <w:spacing/>
+      <w:ind w:left="720"/>
+      <w:contextualSpacing/>
+    </w:pPr>
+  </w:style>
 </w:styles>
 </file>
 

--- a/homework 4/Результаты скриптов.docx
+++ b/homework 4/Результаты скриптов.docx
@@ -66,7 +66,7 @@
       </w:r>
       <w:r>
         <w:drawing>
-          <wp:inline wp14:editId="02E71186" wp14:anchorId="0558C8EE">
+          <wp:inline wp14:editId="3A376928" wp14:anchorId="0558C8EE">
             <wp:extent cx="5219170" cy="1858406"/>
             <wp:effectExtent l="0" t="0" r="0" b="0"/>
             <wp:docPr id="1818132473" name="drawing"/>
@@ -109,7 +109,7 @@
       </w:r>
       <w:r>
         <w:drawing>
-          <wp:inline wp14:editId="1C323438" wp14:anchorId="4E2BF93F">
+          <wp:inline wp14:editId="0CE51186" wp14:anchorId="4E2BF93F">
             <wp:extent cx="3286584" cy="1364647"/>
             <wp:effectExtent l="0" t="0" r="0" b="0"/>
             <wp:docPr id="1480702546" name="drawing"/>
@@ -189,7 +189,7 @@
       </w:r>
       <w:r>
         <w:drawing>
-          <wp:inline wp14:editId="17AED17A" wp14:anchorId="475554F6">
+          <wp:inline wp14:editId="5CBEF96D" wp14:anchorId="475554F6">
             <wp:extent cx="5724525" cy="1838325"/>
             <wp:effectExtent l="0" t="0" r="0" b="0"/>
             <wp:docPr id="912129996" name="drawing"/>
@@ -257,7 +257,7 @@
       </w:pPr>
       <w:r>
         <w:drawing>
-          <wp:inline wp14:editId="19CB7EC7" wp14:anchorId="7EF946DD">
+          <wp:inline wp14:editId="6A5D202A" wp14:anchorId="7EF946DD">
             <wp:extent cx="4563112" cy="1886213"/>
             <wp:effectExtent l="0" t="0" r="0" b="0"/>
             <wp:docPr id="456670700" name="drawing"/>
@@ -329,7 +329,7 @@
       </w:pPr>
       <w:r>
         <w:drawing>
-          <wp:inline wp14:editId="38C458BB" wp14:anchorId="3B76F0A8">
+          <wp:inline wp14:editId="2306FB42" wp14:anchorId="3B76F0A8">
             <wp:extent cx="4553586" cy="2248214"/>
             <wp:effectExtent l="0" t="0" r="0" b="0"/>
             <wp:docPr id="940524826" name="drawing"/>
@@ -381,7 +381,7 @@
       </w:pPr>
       <w:r>
         <w:drawing>
-          <wp:inline wp14:editId="6C71CDC0" wp14:anchorId="287DDD80">
+          <wp:inline wp14:editId="784F2F40" wp14:anchorId="287DDD80">
             <wp:extent cx="5724525" cy="1447800"/>
             <wp:effectExtent l="0" t="0" r="0" b="0"/>
             <wp:docPr id="1654052815" name="drawing"/>
@@ -446,7 +446,7 @@
       </w:pPr>
       <w:r>
         <w:drawing>
-          <wp:inline wp14:editId="491AD299" wp14:anchorId="17959D80">
+          <wp:inline wp14:editId="376DD997" wp14:anchorId="17959D80">
             <wp:extent cx="3972479" cy="1838582"/>
             <wp:effectExtent l="0" t="0" r="0" b="0"/>
             <wp:docPr id="572468284" name="drawing"/>
@@ -498,7 +498,7 @@
       </w:pPr>
       <w:r>
         <w:drawing>
-          <wp:inline wp14:editId="6B06919D" wp14:anchorId="7D508AE7">
+          <wp:inline wp14:editId="1C94970F" wp14:anchorId="7D508AE7">
             <wp:extent cx="5295900" cy="1797610"/>
             <wp:effectExtent l="0" t="0" r="0" b="0"/>
             <wp:docPr id="794908024" name="drawing"/>
@@ -563,7 +563,7 @@
       </w:pPr>
       <w:r>
         <w:drawing>
-          <wp:inline wp14:editId="41FB7762" wp14:anchorId="305E9B9A">
+          <wp:inline wp14:editId="48C41FF0" wp14:anchorId="305E9B9A">
             <wp:extent cx="5724525" cy="1876425"/>
             <wp:effectExtent l="0" t="0" r="0" b="0"/>
             <wp:docPr id="1143512201" name="drawing"/>
@@ -641,7 +641,7 @@
       </w:pPr>
       <w:r>
         <w:drawing>
-          <wp:inline wp14:editId="1E39E4E3" wp14:anchorId="55D158BC">
+          <wp:inline wp14:editId="70C37D93" wp14:anchorId="55D158BC">
             <wp:extent cx="5724525" cy="2019300"/>
             <wp:effectExtent l="0" t="0" r="0" b="0"/>
             <wp:docPr id="208793662" name="drawing"/>
@@ -684,7 +684,7 @@
       </w:r>
       <w:r>
         <w:drawing>
-          <wp:inline wp14:editId="21F211B2" wp14:anchorId="1B2D36E2">
+          <wp:inline wp14:editId="1CE4714C" wp14:anchorId="1B2D36E2">
             <wp:extent cx="4944165" cy="1028844"/>
             <wp:effectExtent l="0" t="0" r="0" b="0"/>
             <wp:docPr id="175872906" name="drawing"/>
@@ -749,7 +749,7 @@
       </w:pPr>
       <w:r>
         <w:drawing>
-          <wp:inline wp14:editId="15BDEC04" wp14:anchorId="39301D3B">
+          <wp:inline wp14:editId="6D56F5A1" wp14:anchorId="39301D3B">
             <wp:extent cx="3391197" cy="1343212"/>
             <wp:effectExtent l="0" t="0" r="0" b="0"/>
             <wp:docPr id="870786914" name="drawing"/>
@@ -801,7 +801,7 @@
       </w:pPr>
       <w:r>
         <w:drawing>
-          <wp:inline wp14:editId="60E97D24" wp14:anchorId="76AEA2EC">
+          <wp:inline wp14:editId="1BDD6E9E" wp14:anchorId="76AEA2EC">
             <wp:extent cx="4614690" cy="1305320"/>
             <wp:effectExtent l="0" t="0" r="0" b="0"/>
             <wp:docPr id="169525315" name="drawing"/>
@@ -857,7 +857,7 @@
       </w:pPr>
       <w:r>
         <w:drawing>
-          <wp:inline wp14:editId="68B2DE15" wp14:anchorId="72BBB365">
+          <wp:inline wp14:editId="09A31E00" wp14:anchorId="72BBB365">
             <wp:extent cx="3115110" cy="1455805"/>
             <wp:effectExtent l="0" t="0" r="0" b="0"/>
             <wp:docPr id="1425861267" name="drawing"/>
@@ -909,7 +909,7 @@
       </w:pPr>
       <w:r>
         <w:drawing>
-          <wp:inline wp14:editId="1E061E4C" wp14:anchorId="2D32D4BA">
+          <wp:inline wp14:editId="2BA1039D" wp14:anchorId="2D32D4BA">
             <wp:extent cx="5048250" cy="1562354"/>
             <wp:effectExtent l="0" t="0" r="0" b="0"/>
             <wp:docPr id="1428826498" name="drawing"/>
@@ -965,7 +965,7 @@
       </w:pPr>
       <w:r>
         <w:drawing>
-          <wp:inline wp14:editId="3352D755" wp14:anchorId="187A6AAC">
+          <wp:inline wp14:editId="2901AFBB" wp14:anchorId="187A6AAC">
             <wp:extent cx="4629796" cy="1686160"/>
             <wp:effectExtent l="0" t="0" r="0" b="0"/>
             <wp:docPr id="429572824" name="drawing"/>
@@ -1030,7 +1030,7 @@
       </w:pPr>
       <w:r>
         <w:drawing>
-          <wp:inline wp14:editId="67C1E7BC" wp14:anchorId="29801E34">
+          <wp:inline wp14:editId="61C702C8" wp14:anchorId="29801E34">
             <wp:extent cx="4134427" cy="1524132"/>
             <wp:effectExtent l="0" t="0" r="0" b="0"/>
             <wp:docPr id="1394021732" name="drawing"/>
@@ -1096,7 +1096,7 @@
       </w:pPr>
       <w:r>
         <w:drawing>
-          <wp:inline wp14:editId="2D4FB5BD" wp14:anchorId="706D3211">
+          <wp:inline wp14:editId="50116E35" wp14:anchorId="706D3211">
             <wp:extent cx="5725324" cy="1419423"/>
             <wp:effectExtent l="0" t="0" r="0" b="0"/>
             <wp:docPr id="516378822" name="drawing"/>
@@ -1137,15 +1137,6 @@
           </wp:inline>
         </w:drawing>
       </w:r>
-    </w:p>
-    <w:p>
-      <w:pPr>
-        <w:pStyle w:val="Normal"/>
-        <w:bidi w:val="0"/>
-        <w:spacing w:before="0" w:beforeAutospacing="off" w:after="160" w:afterAutospacing="off" w:line="279" w:lineRule="auto"/>
-        <w:ind w:left="708" w:right="0" w:firstLine="0"/>
-        <w:jc w:val="left"/>
-      </w:pPr>
     </w:p>
     <w:p>
       <w:pPr>
@@ -1155,6 +1146,1834 @@
         <w:ind w:left="0" w:right="0" w:firstLine="0"/>
         <w:jc w:val="left"/>
       </w:pPr>
+      <w:r>
+        <w:rPr/>
+        <w:t>D</w:t>
+      </w:r>
+      <w:r>
+        <w:rPr/>
+        <w:t>CL</w:t>
+      </w:r>
+    </w:p>
+    <w:p>
+      <w:pPr>
+        <w:pStyle w:val="Normal"/>
+        <w:bidi w:val="0"/>
+        <w:spacing w:before="0" w:beforeAutospacing="off" w:after="160" w:afterAutospacing="off" w:line="279" w:lineRule="auto"/>
+        <w:ind w:left="0" w:right="0" w:firstLine="0"/>
+        <w:jc w:val="left"/>
+      </w:pPr>
+      <w:r>
+        <w:rPr/>
+        <w:t xml:space="preserve">1, 2 </w:t>
+      </w:r>
+    </w:p>
+    <w:p>
+      <w:pPr>
+        <w:pStyle w:val="Normal"/>
+        <w:bidi w:val="0"/>
+        <w:spacing w:before="0" w:beforeAutospacing="off" w:after="160" w:afterAutospacing="off" w:line="279" w:lineRule="auto"/>
+        <w:ind w:left="0" w:right="0" w:firstLine="0"/>
+        <w:jc w:val="left"/>
+      </w:pPr>
+      <w:r>
+        <w:drawing>
+          <wp:inline wp14:editId="288BB2C5" wp14:anchorId="5F98511D">
+            <wp:extent cx="3448531" cy="1581371"/>
+            <wp:effectExtent l="0" t="0" r="0" b="0"/>
+            <wp:docPr id="940830853" name="drawing"/>
+            <wp:cNvGraphicFramePr>
+              <a:graphicFrameLocks noChangeAspect="1"/>
+            </wp:cNvGraphicFramePr>
+            <a:graphic>
+              <a:graphicData xmlns:a="http://schemas.openxmlformats.org/drawingml/2006/main" uri="http://schemas.openxmlformats.org/drawingml/2006/picture">
+                <pic:pic xmlns:pic="http://schemas.openxmlformats.org/drawingml/2006/picture">
+                  <pic:nvPicPr>
+                    <pic:cNvPr id="940830853" name="Picture 940830853"/>
+                    <pic:cNvPicPr/>
+                  </pic:nvPicPr>
+                  <pic:blipFill>
+                    <a:blip xmlns:r="http://schemas.openxmlformats.org/officeDocument/2006/relationships" r:embed="rId1455792882">
+                      <a:extLst>
+                        <a:ext uri="{28A0092B-C50C-407E-A947-70E740481C1C}">
+                          <a14:useLocalDpi xmlns:a14="http://schemas.microsoft.com/office/drawing/2010/main"/>
+                        </a:ext>
+                      </a:extLst>
+                    </a:blip>
+                    <a:stretch>
+                      <a:fillRect/>
+                    </a:stretch>
+                  </pic:blipFill>
+                  <pic:spPr>
+                    <a:xfrm>
+                      <a:off x="0" y="0"/>
+                      <a:ext cx="3448531" cy="1581371"/>
+                    </a:xfrm>
+                    <a:prstGeom prst="rect">
+                      <a:avLst/>
+                    </a:prstGeom>
+                  </pic:spPr>
+                </pic:pic>
+              </a:graphicData>
+            </a:graphic>
+          </wp:inline>
+        </w:drawing>
+      </w:r>
+      <w:r>
+        <w:drawing>
+          <wp:inline wp14:editId="7F021334" wp14:anchorId="62607381">
+            <wp:extent cx="2857718" cy="3515681"/>
+            <wp:effectExtent l="0" t="0" r="0" b="0"/>
+            <wp:docPr id="1815453714" name="drawing"/>
+            <wp:cNvGraphicFramePr>
+              <a:graphicFrameLocks noChangeAspect="1"/>
+            </wp:cNvGraphicFramePr>
+            <a:graphic>
+              <a:graphicData xmlns:a="http://schemas.openxmlformats.org/drawingml/2006/main" uri="http://schemas.openxmlformats.org/drawingml/2006/picture">
+                <pic:pic xmlns:pic="http://schemas.openxmlformats.org/drawingml/2006/picture">
+                  <pic:nvPicPr>
+                    <pic:cNvPr id="1815453714" name="Picture 1815453714"/>
+                    <pic:cNvPicPr/>
+                  </pic:nvPicPr>
+                  <pic:blipFill>
+                    <a:blip xmlns:r="http://schemas.openxmlformats.org/officeDocument/2006/relationships" r:embed="rId951848345">
+                      <a:extLst>
+                        <a:ext uri="{28A0092B-C50C-407E-A947-70E740481C1C}">
+                          <a14:useLocalDpi xmlns:a14="http://schemas.microsoft.com/office/drawing/2010/main"/>
+                        </a:ext>
+                      </a:extLst>
+                    </a:blip>
+                    <a:stretch>
+                      <a:fillRect/>
+                    </a:stretch>
+                  </pic:blipFill>
+                  <pic:spPr>
+                    <a:xfrm rot="0">
+                      <a:off x="0" y="0"/>
+                      <a:ext cx="2857718" cy="3515681"/>
+                    </a:xfrm>
+                    <a:prstGeom prst="rect">
+                      <a:avLst/>
+                    </a:prstGeom>
+                  </pic:spPr>
+                </pic:pic>
+              </a:graphicData>
+            </a:graphic>
+          </wp:inline>
+        </w:drawing>
+      </w:r>
+    </w:p>
+    <w:p>
+      <w:pPr>
+        <w:pStyle w:val="Normal"/>
+        <w:bidi w:val="0"/>
+        <w:spacing w:before="0" w:beforeAutospacing="off" w:after="160" w:afterAutospacing="off" w:line="279" w:lineRule="auto"/>
+        <w:ind w:left="0" w:right="0" w:firstLine="0"/>
+        <w:jc w:val="left"/>
+      </w:pPr>
+    </w:p>
+    <w:p>
+      <w:pPr>
+        <w:pStyle w:val="Normal"/>
+      </w:pPr>
+    </w:p>
+    <w:p>
+      <w:r>
+        <w:br w:type="page"/>
+      </w:r>
+    </w:p>
+    <w:p>
+      <w:pPr>
+        <w:pStyle w:val="Normal"/>
+      </w:pPr>
+      <w:r>
+        <w:rPr/>
+        <w:t xml:space="preserve">3. </w:t>
+      </w:r>
+    </w:p>
+    <w:p>
+      <w:pPr>
+        <w:pStyle w:val="Normal"/>
+      </w:pPr>
+      <w:r>
+        <w:rPr/>
+        <w:t>Т</w:t>
+      </w:r>
+      <w:r>
+        <w:rPr/>
+        <w:t xml:space="preserve">ест 1 </w:t>
+      </w:r>
+    </w:p>
+    <w:p>
+      <w:pPr>
+        <w:pStyle w:val="Normal"/>
+      </w:pPr>
+      <w:r>
+        <w:drawing>
+          <wp:inline wp14:editId="0D1DC1BA" wp14:anchorId="1C575064">
+            <wp:extent cx="5724525" cy="3486150"/>
+            <wp:effectExtent l="0" t="0" r="0" b="0"/>
+            <wp:docPr id="238284671" name="drawing"/>
+            <wp:cNvGraphicFramePr>
+              <a:graphicFrameLocks noChangeAspect="1"/>
+            </wp:cNvGraphicFramePr>
+            <a:graphic>
+              <a:graphicData xmlns:a="http://schemas.openxmlformats.org/drawingml/2006/main" uri="http://schemas.openxmlformats.org/drawingml/2006/picture">
+                <pic:pic xmlns:pic="http://schemas.openxmlformats.org/drawingml/2006/picture">
+                  <pic:nvPicPr>
+                    <pic:cNvPr id="238284671" name="Picture 238284671"/>
+                    <pic:cNvPicPr/>
+                  </pic:nvPicPr>
+                  <pic:blipFill>
+                    <a:blip xmlns:r="http://schemas.openxmlformats.org/officeDocument/2006/relationships" r:embed="rId906138022">
+                      <a:extLst>
+                        <a:ext uri="{28A0092B-C50C-407E-A947-70E740481C1C}">
+                          <a14:useLocalDpi xmlns:a14="http://schemas.microsoft.com/office/drawing/2010/main"/>
+                        </a:ext>
+                      </a:extLst>
+                    </a:blip>
+                    <a:stretch>
+                      <a:fillRect/>
+                    </a:stretch>
+                  </pic:blipFill>
+                  <pic:spPr>
+                    <a:xfrm>
+                      <a:off x="0" y="0"/>
+                      <a:ext cx="5724525" cy="3486150"/>
+                    </a:xfrm>
+                    <a:prstGeom prst="rect">
+                      <a:avLst/>
+                    </a:prstGeom>
+                  </pic:spPr>
+                </pic:pic>
+              </a:graphicData>
+            </a:graphic>
+          </wp:inline>
+        </w:drawing>
+      </w:r>
+      <w:r>
+        <w:rPr/>
+        <w:t>Тест 2</w:t>
+      </w:r>
+    </w:p>
+    <w:p>
+      <w:pPr>
+        <w:pStyle w:val="Normal"/>
+      </w:pPr>
+      <w:r>
+        <w:drawing>
+          <wp:inline wp14:editId="3B88AD2C" wp14:anchorId="5E9846B8">
+            <wp:extent cx="5724525" cy="3990975"/>
+            <wp:effectExtent l="0" t="0" r="0" b="0"/>
+            <wp:docPr id="504090250" name="drawing"/>
+            <wp:cNvGraphicFramePr>
+              <a:graphicFrameLocks noChangeAspect="1"/>
+            </wp:cNvGraphicFramePr>
+            <a:graphic>
+              <a:graphicData xmlns:a="http://schemas.openxmlformats.org/drawingml/2006/main" uri="http://schemas.openxmlformats.org/drawingml/2006/picture">
+                <pic:pic xmlns:pic="http://schemas.openxmlformats.org/drawingml/2006/picture">
+                  <pic:nvPicPr>
+                    <pic:cNvPr id="504090250" name="Picture 504090250"/>
+                    <pic:cNvPicPr/>
+                  </pic:nvPicPr>
+                  <pic:blipFill>
+                    <a:blip xmlns:r="http://schemas.openxmlformats.org/officeDocument/2006/relationships" r:embed="rId1551870252">
+                      <a:extLst>
+                        <a:ext uri="{28A0092B-C50C-407E-A947-70E740481C1C}">
+                          <a14:useLocalDpi xmlns:a14="http://schemas.microsoft.com/office/drawing/2010/main"/>
+                        </a:ext>
+                      </a:extLst>
+                    </a:blip>
+                    <a:stretch>
+                      <a:fillRect/>
+                    </a:stretch>
+                  </pic:blipFill>
+                  <pic:spPr>
+                    <a:xfrm>
+                      <a:off x="0" y="0"/>
+                      <a:ext cx="5724525" cy="3990975"/>
+                    </a:xfrm>
+                    <a:prstGeom prst="rect">
+                      <a:avLst/>
+                    </a:prstGeom>
+                  </pic:spPr>
+                </pic:pic>
+              </a:graphicData>
+            </a:graphic>
+          </wp:inline>
+        </w:drawing>
+      </w:r>
+    </w:p>
+    <w:p>
+      <w:r>
+        <w:br w:type="page"/>
+      </w:r>
+    </w:p>
+    <w:p>
+      <w:pPr>
+        <w:pStyle w:val="Normal"/>
+      </w:pPr>
+      <w:r>
+        <w:rPr/>
+        <w:t>4.</w:t>
+      </w:r>
+    </w:p>
+    <w:p>
+      <w:pPr>
+        <w:pStyle w:val="Normal"/>
+      </w:pPr>
+      <w:r>
+        <w:drawing>
+          <wp:inline wp14:editId="44EEC8F4" wp14:anchorId="3A61C84E">
+            <wp:extent cx="5210902" cy="2010055"/>
+            <wp:effectExtent l="0" t="0" r="0" b="0"/>
+            <wp:docPr id="660928027" name="drawing"/>
+            <wp:cNvGraphicFramePr>
+              <a:graphicFrameLocks noChangeAspect="1"/>
+            </wp:cNvGraphicFramePr>
+            <a:graphic>
+              <a:graphicData xmlns:a="http://schemas.openxmlformats.org/drawingml/2006/main" uri="http://schemas.openxmlformats.org/drawingml/2006/picture">
+                <pic:pic xmlns:pic="http://schemas.openxmlformats.org/drawingml/2006/picture">
+                  <pic:nvPicPr>
+                    <pic:cNvPr id="660928027" name="Picture 660928027"/>
+                    <pic:cNvPicPr/>
+                  </pic:nvPicPr>
+                  <pic:blipFill>
+                    <a:blip xmlns:r="http://schemas.openxmlformats.org/officeDocument/2006/relationships" r:embed="rId1788872421">
+                      <a:extLst>
+                        <a:ext uri="{28A0092B-C50C-407E-A947-70E740481C1C}">
+                          <a14:useLocalDpi xmlns:a14="http://schemas.microsoft.com/office/drawing/2010/main"/>
+                        </a:ext>
+                      </a:extLst>
+                    </a:blip>
+                    <a:stretch>
+                      <a:fillRect/>
+                    </a:stretch>
+                  </pic:blipFill>
+                  <pic:spPr>
+                    <a:xfrm>
+                      <a:off x="0" y="0"/>
+                      <a:ext cx="5210902" cy="2010055"/>
+                    </a:xfrm>
+                    <a:prstGeom prst="rect">
+                      <a:avLst/>
+                    </a:prstGeom>
+                  </pic:spPr>
+                </pic:pic>
+              </a:graphicData>
+            </a:graphic>
+          </wp:inline>
+        </w:drawing>
+      </w:r>
+    </w:p>
+    <w:p>
+      <w:pPr>
+        <w:pStyle w:val="Normal"/>
+      </w:pPr>
+      <w:r>
+        <w:rPr/>
+        <w:t>5.</w:t>
+      </w:r>
+    </w:p>
+    <w:p>
+      <w:pPr>
+        <w:pStyle w:val="Normal"/>
+      </w:pPr>
+      <w:r>
+        <w:drawing>
+          <wp:inline wp14:editId="2FB2812E" wp14:anchorId="428AABC9">
+            <wp:extent cx="4210637" cy="1729821"/>
+            <wp:effectExtent l="0" t="0" r="0" b="0"/>
+            <wp:docPr id="307030874" name="drawing"/>
+            <wp:cNvGraphicFramePr>
+              <a:graphicFrameLocks noChangeAspect="1"/>
+            </wp:cNvGraphicFramePr>
+            <a:graphic>
+              <a:graphicData xmlns:a="http://schemas.openxmlformats.org/drawingml/2006/main" uri="http://schemas.openxmlformats.org/drawingml/2006/picture">
+                <pic:pic xmlns:pic="http://schemas.openxmlformats.org/drawingml/2006/picture">
+                  <pic:nvPicPr>
+                    <pic:cNvPr id="307030874" name="Picture 307030874"/>
+                    <pic:cNvPicPr/>
+                  </pic:nvPicPr>
+                  <pic:blipFill>
+                    <a:blip xmlns:r="http://schemas.openxmlformats.org/officeDocument/2006/relationships" r:embed="rId1757180235">
+                      <a:extLst>
+                        <a:ext uri="{28A0092B-C50C-407E-A947-70E740481C1C}">
+                          <a14:useLocalDpi xmlns:a14="http://schemas.microsoft.com/office/drawing/2010/main"/>
+                        </a:ext>
+                      </a:extLst>
+                    </a:blip>
+                    <a:stretch>
+                      <a:fillRect/>
+                    </a:stretch>
+                  </pic:blipFill>
+                  <pic:spPr>
+                    <a:xfrm rot="0">
+                      <a:off x="0" y="0"/>
+                      <a:ext cx="4210637" cy="1729821"/>
+                    </a:xfrm>
+                    <a:prstGeom prst="rect">
+                      <a:avLst/>
+                    </a:prstGeom>
+                  </pic:spPr>
+                </pic:pic>
+              </a:graphicData>
+            </a:graphic>
+          </wp:inline>
+        </w:drawing>
+      </w:r>
+    </w:p>
+    <w:p>
+      <w:pPr>
+        <w:pStyle w:val="Normal"/>
+      </w:pPr>
+      <w:r>
+        <w:drawing>
+          <wp:inline wp14:editId="3E4F4ADB" wp14:anchorId="73E0140F">
+            <wp:extent cx="5724525" cy="1323975"/>
+            <wp:effectExtent l="0" t="0" r="0" b="0"/>
+            <wp:docPr id="1031568210" name="drawing"/>
+            <wp:cNvGraphicFramePr>
+              <a:graphicFrameLocks noChangeAspect="1"/>
+            </wp:cNvGraphicFramePr>
+            <a:graphic>
+              <a:graphicData xmlns:a="http://schemas.openxmlformats.org/drawingml/2006/main" uri="http://schemas.openxmlformats.org/drawingml/2006/picture">
+                <pic:pic xmlns:pic="http://schemas.openxmlformats.org/drawingml/2006/picture">
+                  <pic:nvPicPr>
+                    <pic:cNvPr id="1031568210" name="Picture 1031568210"/>
+                    <pic:cNvPicPr/>
+                  </pic:nvPicPr>
+                  <pic:blipFill>
+                    <a:blip xmlns:r="http://schemas.openxmlformats.org/officeDocument/2006/relationships" r:embed="rId398968398">
+                      <a:extLst>
+                        <a:ext uri="{28A0092B-C50C-407E-A947-70E740481C1C}">
+                          <a14:useLocalDpi xmlns:a14="http://schemas.microsoft.com/office/drawing/2010/main"/>
+                        </a:ext>
+                      </a:extLst>
+                    </a:blip>
+                    <a:stretch>
+                      <a:fillRect/>
+                    </a:stretch>
+                  </pic:blipFill>
+                  <pic:spPr>
+                    <a:xfrm>
+                      <a:off x="0" y="0"/>
+                      <a:ext cx="5724525" cy="1323975"/>
+                    </a:xfrm>
+                    <a:prstGeom prst="rect">
+                      <a:avLst/>
+                    </a:prstGeom>
+                  </pic:spPr>
+                </pic:pic>
+              </a:graphicData>
+            </a:graphic>
+          </wp:inline>
+        </w:drawing>
+      </w:r>
+      <w:r>
+        <w:drawing>
+          <wp:inline wp14:editId="6106B38D" wp14:anchorId="273A8AB8">
+            <wp:extent cx="2734056" cy="1692087"/>
+            <wp:effectExtent l="0" t="0" r="0" b="0"/>
+            <wp:docPr id="1867538037" name="drawing"/>
+            <wp:cNvGraphicFramePr>
+              <a:graphicFrameLocks noChangeAspect="1"/>
+            </wp:cNvGraphicFramePr>
+            <a:graphic>
+              <a:graphicData xmlns:a="http://schemas.openxmlformats.org/drawingml/2006/main" uri="http://schemas.openxmlformats.org/drawingml/2006/picture">
+                <pic:pic xmlns:pic="http://schemas.openxmlformats.org/drawingml/2006/picture">
+                  <pic:nvPicPr>
+                    <pic:cNvPr id="1867538037" name="Picture 1867538037"/>
+                    <pic:cNvPicPr/>
+                  </pic:nvPicPr>
+                  <pic:blipFill>
+                    <a:blip xmlns:r="http://schemas.openxmlformats.org/officeDocument/2006/relationships" r:embed="rId1783004639">
+                      <a:extLst>
+                        <a:ext uri="{28A0092B-C50C-407E-A947-70E740481C1C}">
+                          <a14:useLocalDpi xmlns:a14="http://schemas.microsoft.com/office/drawing/2010/main"/>
+                        </a:ext>
+                      </a:extLst>
+                    </a:blip>
+                    <a:stretch>
+                      <a:fillRect/>
+                    </a:stretch>
+                  </pic:blipFill>
+                  <pic:spPr>
+                    <a:xfrm rot="0">
+                      <a:off x="0" y="0"/>
+                      <a:ext cx="2734056" cy="1692087"/>
+                    </a:xfrm>
+                    <a:prstGeom prst="rect">
+                      <a:avLst/>
+                    </a:prstGeom>
+                  </pic:spPr>
+                </pic:pic>
+              </a:graphicData>
+            </a:graphic>
+          </wp:inline>
+        </w:drawing>
+      </w:r>
+    </w:p>
+    <w:p>
+      <w:pPr>
+        <w:pStyle w:val="Normal"/>
+      </w:pPr>
+      <w:r>
+        <w:drawing>
+          <wp:inline wp14:editId="2C6D69F0" wp14:anchorId="1EAD4728">
+            <wp:extent cx="4534533" cy="714475"/>
+            <wp:effectExtent l="0" t="0" r="0" b="0"/>
+            <wp:docPr id="714487532" name="drawing"/>
+            <wp:cNvGraphicFramePr>
+              <a:graphicFrameLocks noChangeAspect="1"/>
+            </wp:cNvGraphicFramePr>
+            <a:graphic>
+              <a:graphicData xmlns:a="http://schemas.openxmlformats.org/drawingml/2006/main" uri="http://schemas.openxmlformats.org/drawingml/2006/picture">
+                <pic:pic xmlns:pic="http://schemas.openxmlformats.org/drawingml/2006/picture">
+                  <pic:nvPicPr>
+                    <pic:cNvPr id="714487532" name="Picture 714487532"/>
+                    <pic:cNvPicPr/>
+                  </pic:nvPicPr>
+                  <pic:blipFill>
+                    <a:blip xmlns:r="http://schemas.openxmlformats.org/officeDocument/2006/relationships" r:embed="rId67726340">
+                      <a:extLst>
+                        <a:ext uri="{28A0092B-C50C-407E-A947-70E740481C1C}">
+                          <a14:useLocalDpi xmlns:a14="http://schemas.microsoft.com/office/drawing/2010/main"/>
+                        </a:ext>
+                      </a:extLst>
+                    </a:blip>
+                    <a:stretch>
+                      <a:fillRect/>
+                    </a:stretch>
+                  </pic:blipFill>
+                  <pic:spPr>
+                    <a:xfrm>
+                      <a:off x="0" y="0"/>
+                      <a:ext cx="4534533" cy="714475"/>
+                    </a:xfrm>
+                    <a:prstGeom prst="rect">
+                      <a:avLst/>
+                    </a:prstGeom>
+                  </pic:spPr>
+                </pic:pic>
+              </a:graphicData>
+            </a:graphic>
+          </wp:inline>
+        </w:drawing>
+      </w:r>
+    </w:p>
+    <w:p>
+      <w:pPr>
+        <w:pStyle w:val="Normal"/>
+      </w:pPr>
+      <w:r>
+        <w:rPr>
+          <w:rFonts w:ascii="Aptos" w:hAnsi="Aptos" w:eastAsia="Aptos" w:cs="Aptos"/>
+          <w:noProof w:val="0"/>
+          <w:sz w:val="24"/>
+          <w:szCs w:val="24"/>
+          <w:lang w:val="ru-RU"/>
+        </w:rPr>
+        <w:t>DML/DCL</w:t>
+      </w:r>
+    </w:p>
+    <w:p>
+      <w:pPr>
+        <w:pStyle w:val="Normal"/>
+      </w:pPr>
+      <w:r>
+        <w:rPr>
+          <w:rFonts w:ascii="Aptos" w:hAnsi="Aptos" w:eastAsia="Aptos" w:cs="Aptos"/>
+          <w:noProof w:val="0"/>
+          <w:sz w:val="24"/>
+          <w:szCs w:val="24"/>
+          <w:lang w:val="ru-RU"/>
+        </w:rPr>
+        <w:t>1.</w:t>
+      </w:r>
+    </w:p>
+    <w:p>
+      <w:pPr>
+        <w:pStyle w:val="Normal"/>
+      </w:pPr>
+      <w:r>
+        <w:drawing>
+          <wp:inline wp14:editId="0F33F0DF" wp14:anchorId="0501207E">
+            <wp:extent cx="4944165" cy="1581371"/>
+            <wp:effectExtent l="0" t="0" r="0" b="0"/>
+            <wp:docPr id="303220470" name="drawing"/>
+            <wp:cNvGraphicFramePr>
+              <a:graphicFrameLocks noChangeAspect="1"/>
+            </wp:cNvGraphicFramePr>
+            <a:graphic>
+              <a:graphicData xmlns:a="http://schemas.openxmlformats.org/drawingml/2006/main" uri="http://schemas.openxmlformats.org/drawingml/2006/picture">
+                <pic:pic xmlns:pic="http://schemas.openxmlformats.org/drawingml/2006/picture">
+                  <pic:nvPicPr>
+                    <pic:cNvPr id="303220470" name="Picture 303220470"/>
+                    <pic:cNvPicPr/>
+                  </pic:nvPicPr>
+                  <pic:blipFill>
+                    <a:blip xmlns:r="http://schemas.openxmlformats.org/officeDocument/2006/relationships" r:embed="rId1543983502">
+                      <a:extLst>
+                        <a:ext uri="{28A0092B-C50C-407E-A947-70E740481C1C}">
+                          <a14:useLocalDpi xmlns:a14="http://schemas.microsoft.com/office/drawing/2010/main"/>
+                        </a:ext>
+                      </a:extLst>
+                    </a:blip>
+                    <a:stretch>
+                      <a:fillRect/>
+                    </a:stretch>
+                  </pic:blipFill>
+                  <pic:spPr>
+                    <a:xfrm>
+                      <a:off x="0" y="0"/>
+                      <a:ext cx="4944165" cy="1581371"/>
+                    </a:xfrm>
+                    <a:prstGeom prst="rect">
+                      <a:avLst/>
+                    </a:prstGeom>
+                  </pic:spPr>
+                </pic:pic>
+              </a:graphicData>
+            </a:graphic>
+          </wp:inline>
+        </w:drawing>
+      </w:r>
+    </w:p>
+    <w:p>
+      <w:pPr>
+        <w:pStyle w:val="Normal"/>
+      </w:pPr>
+      <w:r>
+        <w:drawing>
+          <wp:inline wp14:editId="11841906" wp14:anchorId="1297717D">
+            <wp:extent cx="3648584" cy="1952898"/>
+            <wp:effectExtent l="0" t="0" r="0" b="0"/>
+            <wp:docPr id="1093700607" name="drawing"/>
+            <wp:cNvGraphicFramePr>
+              <a:graphicFrameLocks noChangeAspect="1"/>
+            </wp:cNvGraphicFramePr>
+            <a:graphic>
+              <a:graphicData xmlns:a="http://schemas.openxmlformats.org/drawingml/2006/main" uri="http://schemas.openxmlformats.org/drawingml/2006/picture">
+                <pic:pic xmlns:pic="http://schemas.openxmlformats.org/drawingml/2006/picture">
+                  <pic:nvPicPr>
+                    <pic:cNvPr id="1093700607" name="Picture 1093700607"/>
+                    <pic:cNvPicPr/>
+                  </pic:nvPicPr>
+                  <pic:blipFill>
+                    <a:blip xmlns:r="http://schemas.openxmlformats.org/officeDocument/2006/relationships" r:embed="rId1442580558">
+                      <a:extLst>
+                        <a:ext uri="{28A0092B-C50C-407E-A947-70E740481C1C}">
+                          <a14:useLocalDpi xmlns:a14="http://schemas.microsoft.com/office/drawing/2010/main"/>
+                        </a:ext>
+                      </a:extLst>
+                    </a:blip>
+                    <a:stretch>
+                      <a:fillRect/>
+                    </a:stretch>
+                  </pic:blipFill>
+                  <pic:spPr>
+                    <a:xfrm>
+                      <a:off x="0" y="0"/>
+                      <a:ext cx="3648584" cy="1952898"/>
+                    </a:xfrm>
+                    <a:prstGeom prst="rect">
+                      <a:avLst/>
+                    </a:prstGeom>
+                  </pic:spPr>
+                </pic:pic>
+              </a:graphicData>
+            </a:graphic>
+          </wp:inline>
+        </w:drawing>
+      </w:r>
+    </w:p>
+    <w:p>
+      <w:pPr>
+        <w:pStyle w:val="Normal"/>
+      </w:pPr>
+      <w:r>
+        <w:rPr/>
+        <w:t>2.</w:t>
+      </w:r>
+    </w:p>
+    <w:p>
+      <w:pPr>
+        <w:pStyle w:val="Normal"/>
+      </w:pPr>
+      <w:r>
+        <w:drawing>
+          <wp:inline wp14:editId="58FB0085" wp14:anchorId="679FD4F3">
+            <wp:extent cx="3277057" cy="1848108"/>
+            <wp:effectExtent l="0" t="0" r="0" b="0"/>
+            <wp:docPr id="1490713898" name="drawing"/>
+            <wp:cNvGraphicFramePr>
+              <a:graphicFrameLocks noChangeAspect="1"/>
+            </wp:cNvGraphicFramePr>
+            <a:graphic>
+              <a:graphicData xmlns:a="http://schemas.openxmlformats.org/drawingml/2006/main" uri="http://schemas.openxmlformats.org/drawingml/2006/picture">
+                <pic:pic xmlns:pic="http://schemas.openxmlformats.org/drawingml/2006/picture">
+                  <pic:nvPicPr>
+                    <pic:cNvPr id="1490713898" name="Picture 1490713898"/>
+                    <pic:cNvPicPr/>
+                  </pic:nvPicPr>
+                  <pic:blipFill>
+                    <a:blip xmlns:r="http://schemas.openxmlformats.org/officeDocument/2006/relationships" r:embed="rId1964348045">
+                      <a:extLst>
+                        <a:ext uri="{28A0092B-C50C-407E-A947-70E740481C1C}">
+                          <a14:useLocalDpi xmlns:a14="http://schemas.microsoft.com/office/drawing/2010/main"/>
+                        </a:ext>
+                      </a:extLst>
+                    </a:blip>
+                    <a:stretch>
+                      <a:fillRect/>
+                    </a:stretch>
+                  </pic:blipFill>
+                  <pic:spPr>
+                    <a:xfrm>
+                      <a:off x="0" y="0"/>
+                      <a:ext cx="3277057" cy="1848108"/>
+                    </a:xfrm>
+                    <a:prstGeom prst="rect">
+                      <a:avLst/>
+                    </a:prstGeom>
+                  </pic:spPr>
+                </pic:pic>
+              </a:graphicData>
+            </a:graphic>
+          </wp:inline>
+        </w:drawing>
+      </w:r>
+    </w:p>
+    <w:p>
+      <w:pPr>
+        <w:pStyle w:val="Normal"/>
+      </w:pPr>
+      <w:r>
+        <w:drawing>
+          <wp:inline wp14:editId="4BAF3A48" wp14:anchorId="776ED9A2">
+            <wp:extent cx="4477375" cy="895475"/>
+            <wp:effectExtent l="0" t="0" r="0" b="0"/>
+            <wp:docPr id="178860490" name="drawing"/>
+            <wp:cNvGraphicFramePr>
+              <a:graphicFrameLocks noChangeAspect="1"/>
+            </wp:cNvGraphicFramePr>
+            <a:graphic>
+              <a:graphicData xmlns:a="http://schemas.openxmlformats.org/drawingml/2006/main" uri="http://schemas.openxmlformats.org/drawingml/2006/picture">
+                <pic:pic xmlns:pic="http://schemas.openxmlformats.org/drawingml/2006/picture">
+                  <pic:nvPicPr>
+                    <pic:cNvPr id="178860490" name="Picture 178860490"/>
+                    <pic:cNvPicPr/>
+                  </pic:nvPicPr>
+                  <pic:blipFill>
+                    <a:blip xmlns:r="http://schemas.openxmlformats.org/officeDocument/2006/relationships" r:embed="rId1017873181">
+                      <a:extLst>
+                        <a:ext uri="{28A0092B-C50C-407E-A947-70E740481C1C}">
+                          <a14:useLocalDpi xmlns:a14="http://schemas.microsoft.com/office/drawing/2010/main"/>
+                        </a:ext>
+                      </a:extLst>
+                    </a:blip>
+                    <a:stretch>
+                      <a:fillRect/>
+                    </a:stretch>
+                  </pic:blipFill>
+                  <pic:spPr>
+                    <a:xfrm>
+                      <a:off x="0" y="0"/>
+                      <a:ext cx="4477375" cy="895475"/>
+                    </a:xfrm>
+                    <a:prstGeom prst="rect">
+                      <a:avLst/>
+                    </a:prstGeom>
+                  </pic:spPr>
+                </pic:pic>
+              </a:graphicData>
+            </a:graphic>
+          </wp:inline>
+        </w:drawing>
+      </w:r>
+    </w:p>
+    <w:p>
+      <w:pPr>
+        <w:pStyle w:val="Normal"/>
+      </w:pPr>
+    </w:p>
+    <w:p>
+      <w:pPr>
+        <w:pStyle w:val="Normal"/>
+      </w:pPr>
+    </w:p>
+    <w:p>
+      <w:r>
+        <w:br w:type="page"/>
+      </w:r>
+    </w:p>
+    <w:p>
+      <w:pPr>
+        <w:pStyle w:val="Normal"/>
+      </w:pPr>
+      <w:r>
+        <w:rPr/>
+        <w:t>3.</w:t>
+      </w:r>
+    </w:p>
+    <w:p>
+      <w:pPr>
+        <w:pStyle w:val="Normal"/>
+      </w:pPr>
+      <w:r>
+        <w:drawing>
+          <wp:inline wp14:editId="4CFEBF6A" wp14:anchorId="6C3321E4">
+            <wp:extent cx="3753720" cy="2515582"/>
+            <wp:effectExtent l="0" t="0" r="0" b="0"/>
+            <wp:docPr id="36620174" name="drawing"/>
+            <wp:cNvGraphicFramePr>
+              <a:graphicFrameLocks noChangeAspect="1"/>
+            </wp:cNvGraphicFramePr>
+            <a:graphic>
+              <a:graphicData xmlns:a="http://schemas.openxmlformats.org/drawingml/2006/main" uri="http://schemas.openxmlformats.org/drawingml/2006/picture">
+                <pic:pic xmlns:pic="http://schemas.openxmlformats.org/drawingml/2006/picture">
+                  <pic:nvPicPr>
+                    <pic:cNvPr id="36620174" name="Picture 36620174"/>
+                    <pic:cNvPicPr/>
+                  </pic:nvPicPr>
+                  <pic:blipFill>
+                    <a:blip xmlns:r="http://schemas.openxmlformats.org/officeDocument/2006/relationships" r:embed="rId2085471983">
+                      <a:extLst>
+                        <a:ext uri="{28A0092B-C50C-407E-A947-70E740481C1C}">
+                          <a14:useLocalDpi xmlns:a14="http://schemas.microsoft.com/office/drawing/2010/main"/>
+                        </a:ext>
+                      </a:extLst>
+                    </a:blip>
+                    <a:stretch>
+                      <a:fillRect/>
+                    </a:stretch>
+                  </pic:blipFill>
+                  <pic:spPr>
+                    <a:xfrm rot="0">
+                      <a:off x="0" y="0"/>
+                      <a:ext cx="3753720" cy="2515582"/>
+                    </a:xfrm>
+                    <a:prstGeom prst="rect">
+                      <a:avLst/>
+                    </a:prstGeom>
+                  </pic:spPr>
+                </pic:pic>
+              </a:graphicData>
+            </a:graphic>
+          </wp:inline>
+        </w:drawing>
+      </w:r>
+    </w:p>
+    <w:p>
+      <w:pPr>
+        <w:pStyle w:val="Normal"/>
+      </w:pPr>
+      <w:r>
+        <w:drawing>
+          <wp:inline wp14:editId="61EC50EF" wp14:anchorId="6D4A3427">
+            <wp:extent cx="5287113" cy="1181265"/>
+            <wp:effectExtent l="0" t="0" r="0" b="0"/>
+            <wp:docPr id="1582470041" name="drawing"/>
+            <wp:cNvGraphicFramePr>
+              <a:graphicFrameLocks noChangeAspect="1"/>
+            </wp:cNvGraphicFramePr>
+            <a:graphic>
+              <a:graphicData xmlns:a="http://schemas.openxmlformats.org/drawingml/2006/main" uri="http://schemas.openxmlformats.org/drawingml/2006/picture">
+                <pic:pic xmlns:pic="http://schemas.openxmlformats.org/drawingml/2006/picture">
+                  <pic:nvPicPr>
+                    <pic:cNvPr id="1582470041" name="Picture 1582470041"/>
+                    <pic:cNvPicPr/>
+                  </pic:nvPicPr>
+                  <pic:blipFill>
+                    <a:blip xmlns:r="http://schemas.openxmlformats.org/officeDocument/2006/relationships" r:embed="rId951575481">
+                      <a:extLst>
+                        <a:ext uri="{28A0092B-C50C-407E-A947-70E740481C1C}">
+                          <a14:useLocalDpi xmlns:a14="http://schemas.microsoft.com/office/drawing/2010/main"/>
+                        </a:ext>
+                      </a:extLst>
+                    </a:blip>
+                    <a:stretch>
+                      <a:fillRect/>
+                    </a:stretch>
+                  </pic:blipFill>
+                  <pic:spPr>
+                    <a:xfrm>
+                      <a:off x="0" y="0"/>
+                      <a:ext cx="5287113" cy="1181265"/>
+                    </a:xfrm>
+                    <a:prstGeom prst="rect">
+                      <a:avLst/>
+                    </a:prstGeom>
+                  </pic:spPr>
+                </pic:pic>
+              </a:graphicData>
+            </a:graphic>
+          </wp:inline>
+        </w:drawing>
+      </w:r>
+    </w:p>
+    <w:p>
+      <w:pPr>
+        <w:pStyle w:val="Normal"/>
+      </w:pPr>
+    </w:p>
+    <w:p>
+      <w:r>
+        <w:br w:type="page"/>
+      </w:r>
+    </w:p>
+    <w:p>
+      <w:pPr>
+        <w:pStyle w:val="Normal"/>
+      </w:pPr>
+      <w:r>
+        <w:rPr/>
+        <w:t xml:space="preserve">4. </w:t>
+      </w:r>
+    </w:p>
+    <w:p>
+      <w:pPr>
+        <w:pStyle w:val="Normal"/>
+      </w:pPr>
+      <w:r>
+        <w:drawing>
+          <wp:inline wp14:editId="7C9FFD93" wp14:anchorId="5919A648">
+            <wp:extent cx="6613813" cy="2123903"/>
+            <wp:effectExtent l="0" t="0" r="0" b="0"/>
+            <wp:docPr id="1321934253" name="drawing"/>
+            <wp:cNvGraphicFramePr>
+              <a:graphicFrameLocks noChangeAspect="1"/>
+            </wp:cNvGraphicFramePr>
+            <a:graphic>
+              <a:graphicData xmlns:a="http://schemas.openxmlformats.org/drawingml/2006/main" uri="http://schemas.openxmlformats.org/drawingml/2006/picture">
+                <pic:pic xmlns:pic="http://schemas.openxmlformats.org/drawingml/2006/picture">
+                  <pic:nvPicPr>
+                    <pic:cNvPr id="1321934253" name="Picture 1321934253"/>
+                    <pic:cNvPicPr/>
+                  </pic:nvPicPr>
+                  <pic:blipFill>
+                    <a:blip xmlns:r="http://schemas.openxmlformats.org/officeDocument/2006/relationships" r:embed="rId1708603982">
+                      <a:extLst>
+                        <a:ext uri="{28A0092B-C50C-407E-A947-70E740481C1C}">
+                          <a14:useLocalDpi xmlns:a14="http://schemas.microsoft.com/office/drawing/2010/main"/>
+                        </a:ext>
+                      </a:extLst>
+                    </a:blip>
+                    <a:stretch>
+                      <a:fillRect/>
+                    </a:stretch>
+                  </pic:blipFill>
+                  <pic:spPr>
+                    <a:xfrm rot="0">
+                      <a:off x="0" y="0"/>
+                      <a:ext cx="6613813" cy="2123903"/>
+                    </a:xfrm>
+                    <a:prstGeom prst="rect">
+                      <a:avLst/>
+                    </a:prstGeom>
+                  </pic:spPr>
+                </pic:pic>
+              </a:graphicData>
+            </a:graphic>
+          </wp:inline>
+        </w:drawing>
+      </w:r>
+      <w:r>
+        <w:drawing>
+          <wp:inline wp14:editId="41E7D784" wp14:anchorId="70D570FB">
+            <wp:extent cx="6410325" cy="2986507"/>
+            <wp:effectExtent l="0" t="0" r="0" b="0"/>
+            <wp:docPr id="805520527" name="drawing"/>
+            <wp:cNvGraphicFramePr>
+              <a:graphicFrameLocks noChangeAspect="1"/>
+            </wp:cNvGraphicFramePr>
+            <a:graphic>
+              <a:graphicData xmlns:a="http://schemas.openxmlformats.org/drawingml/2006/main" uri="http://schemas.openxmlformats.org/drawingml/2006/picture">
+                <pic:pic xmlns:pic="http://schemas.openxmlformats.org/drawingml/2006/picture">
+                  <pic:nvPicPr>
+                    <pic:cNvPr id="805520527" name="Picture 805520527"/>
+                    <pic:cNvPicPr/>
+                  </pic:nvPicPr>
+                  <pic:blipFill>
+                    <a:blip xmlns:r="http://schemas.openxmlformats.org/officeDocument/2006/relationships" r:embed="rId280320445">
+                      <a:extLst>
+                        <a:ext uri="{28A0092B-C50C-407E-A947-70E740481C1C}">
+                          <a14:useLocalDpi xmlns:a14="http://schemas.microsoft.com/office/drawing/2010/main"/>
+                        </a:ext>
+                      </a:extLst>
+                    </a:blip>
+                    <a:stretch>
+                      <a:fillRect/>
+                    </a:stretch>
+                  </pic:blipFill>
+                  <pic:spPr>
+                    <a:xfrm rot="0">
+                      <a:off x="0" y="0"/>
+                      <a:ext cx="6410325" cy="2986507"/>
+                    </a:xfrm>
+                    <a:prstGeom prst="rect">
+                      <a:avLst/>
+                    </a:prstGeom>
+                  </pic:spPr>
+                </pic:pic>
+              </a:graphicData>
+            </a:graphic>
+          </wp:inline>
+        </w:drawing>
+      </w:r>
+    </w:p>
+    <w:p>
+      <w:pPr>
+        <w:pStyle w:val="Normal"/>
+      </w:pPr>
+    </w:p>
+    <w:p>
+      <w:r>
+        <w:br w:type="page"/>
+      </w:r>
+    </w:p>
+    <w:p>
+      <w:pPr>
+        <w:pStyle w:val="Normal"/>
+      </w:pPr>
+      <w:r>
+        <w:rPr>
+          <w:rFonts w:ascii="Aptos" w:hAnsi="Aptos" w:eastAsia="Aptos" w:cs="Aptos"/>
+          <w:noProof w:val="0"/>
+          <w:sz w:val="24"/>
+          <w:szCs w:val="24"/>
+          <w:lang w:val="ru-RU"/>
+        </w:rPr>
+        <w:t>Задание 5: Функции и представления</w:t>
+      </w:r>
+    </w:p>
+    <w:p>
+      <w:pPr>
+        <w:pStyle w:val="Normal"/>
+        <w:bidi w:val="0"/>
+        <w:ind w:left="708"/>
+      </w:pPr>
+      <w:r>
+        <w:rPr>
+          <w:rFonts w:ascii="Aptos" w:hAnsi="Aptos" w:eastAsia="Aptos" w:cs="Aptos"/>
+          <w:noProof w:val="0"/>
+          <w:sz w:val="24"/>
+          <w:szCs w:val="24"/>
+          <w:lang w:val="ru-RU"/>
+        </w:rPr>
+        <w:t>1.</w:t>
+      </w:r>
+      <w:r>
+        <w:drawing>
+          <wp:inline wp14:editId="42B91C69" wp14:anchorId="14F69184">
+            <wp:extent cx="5401429" cy="2543530"/>
+            <wp:effectExtent l="0" t="0" r="0" b="0"/>
+            <wp:docPr id="1076136097" name="drawing"/>
+            <wp:cNvGraphicFramePr>
+              <a:graphicFrameLocks noChangeAspect="1"/>
+            </wp:cNvGraphicFramePr>
+            <a:graphic>
+              <a:graphicData xmlns:a="http://schemas.openxmlformats.org/drawingml/2006/main" uri="http://schemas.openxmlformats.org/drawingml/2006/picture">
+                <pic:pic xmlns:pic="http://schemas.openxmlformats.org/drawingml/2006/picture">
+                  <pic:nvPicPr>
+                    <pic:cNvPr id="1076136097" name="Picture 1076136097"/>
+                    <pic:cNvPicPr/>
+                  </pic:nvPicPr>
+                  <pic:blipFill>
+                    <a:blip xmlns:r="http://schemas.openxmlformats.org/officeDocument/2006/relationships" r:embed="rId59091498">
+                      <a:extLst>
+                        <a:ext uri="{28A0092B-C50C-407E-A947-70E740481C1C}">
+                          <a14:useLocalDpi xmlns:a14="http://schemas.microsoft.com/office/drawing/2010/main"/>
+                        </a:ext>
+                      </a:extLst>
+                    </a:blip>
+                    <a:stretch>
+                      <a:fillRect/>
+                    </a:stretch>
+                  </pic:blipFill>
+                  <pic:spPr>
+                    <a:xfrm>
+                      <a:off x="0" y="0"/>
+                      <a:ext cx="5401429" cy="2543530"/>
+                    </a:xfrm>
+                    <a:prstGeom prst="rect">
+                      <a:avLst/>
+                    </a:prstGeom>
+                  </pic:spPr>
+                </pic:pic>
+              </a:graphicData>
+            </a:graphic>
+          </wp:inline>
+        </w:drawing>
+      </w:r>
+      <w:r>
+        <w:rPr>
+          <w:rFonts w:ascii="Aptos" w:hAnsi="Aptos" w:eastAsia="Aptos" w:cs="Aptos"/>
+          <w:noProof w:val="0"/>
+          <w:sz w:val="24"/>
+          <w:szCs w:val="24"/>
+          <w:lang w:val="ru-RU"/>
+        </w:rPr>
+        <w:t>2.</w:t>
+      </w:r>
+    </w:p>
+    <w:p>
+      <w:pPr>
+        <w:pStyle w:val="Normal"/>
+        <w:bidi w:val="0"/>
+        <w:ind w:left="708"/>
+      </w:pPr>
+      <w:r>
+        <w:drawing>
+          <wp:inline wp14:editId="630736CD" wp14:anchorId="0A25ADF0">
+            <wp:extent cx="5724525" cy="1543050"/>
+            <wp:effectExtent l="0" t="0" r="0" b="0"/>
+            <wp:docPr id="737871398" name="drawing"/>
+            <wp:cNvGraphicFramePr>
+              <a:graphicFrameLocks noChangeAspect="1"/>
+            </wp:cNvGraphicFramePr>
+            <a:graphic>
+              <a:graphicData xmlns:a="http://schemas.openxmlformats.org/drawingml/2006/main" uri="http://schemas.openxmlformats.org/drawingml/2006/picture">
+                <pic:pic xmlns:pic="http://schemas.openxmlformats.org/drawingml/2006/picture">
+                  <pic:nvPicPr>
+                    <pic:cNvPr id="737871398" name="Picture 737871398"/>
+                    <pic:cNvPicPr/>
+                  </pic:nvPicPr>
+                  <pic:blipFill>
+                    <a:blip xmlns:r="http://schemas.openxmlformats.org/officeDocument/2006/relationships" r:embed="rId345522419">
+                      <a:extLst>
+                        <a:ext uri="{28A0092B-C50C-407E-A947-70E740481C1C}">
+                          <a14:useLocalDpi xmlns:a14="http://schemas.microsoft.com/office/drawing/2010/main"/>
+                        </a:ext>
+                      </a:extLst>
+                    </a:blip>
+                    <a:stretch>
+                      <a:fillRect/>
+                    </a:stretch>
+                  </pic:blipFill>
+                  <pic:spPr>
+                    <a:xfrm>
+                      <a:off x="0" y="0"/>
+                      <a:ext cx="5724525" cy="1543050"/>
+                    </a:xfrm>
+                    <a:prstGeom prst="rect">
+                      <a:avLst/>
+                    </a:prstGeom>
+                  </pic:spPr>
+                </pic:pic>
+              </a:graphicData>
+            </a:graphic>
+          </wp:inline>
+        </w:drawing>
+      </w:r>
+      <w:r>
+        <w:rPr/>
+        <w:t>3.</w:t>
+      </w:r>
+    </w:p>
+    <w:p>
+      <w:pPr>
+        <w:pStyle w:val="Normal"/>
+        <w:bidi w:val="0"/>
+        <w:ind w:left="708"/>
+      </w:pPr>
+      <w:r>
+        <w:drawing>
+          <wp:inline wp14:editId="28815980" wp14:anchorId="10C88B91">
+            <wp:extent cx="3381847" cy="2991267"/>
+            <wp:effectExtent l="0" t="0" r="0" b="0"/>
+            <wp:docPr id="767078494" name="drawing"/>
+            <wp:cNvGraphicFramePr>
+              <a:graphicFrameLocks noChangeAspect="1"/>
+            </wp:cNvGraphicFramePr>
+            <a:graphic>
+              <a:graphicData xmlns:a="http://schemas.openxmlformats.org/drawingml/2006/main" uri="http://schemas.openxmlformats.org/drawingml/2006/picture">
+                <pic:pic xmlns:pic="http://schemas.openxmlformats.org/drawingml/2006/picture">
+                  <pic:nvPicPr>
+                    <pic:cNvPr id="767078494" name="Picture 767078494"/>
+                    <pic:cNvPicPr/>
+                  </pic:nvPicPr>
+                  <pic:blipFill>
+                    <a:blip xmlns:r="http://schemas.openxmlformats.org/officeDocument/2006/relationships" r:embed="rId999259095">
+                      <a:extLst>
+                        <a:ext uri="{28A0092B-C50C-407E-A947-70E740481C1C}">
+                          <a14:useLocalDpi xmlns:a14="http://schemas.microsoft.com/office/drawing/2010/main"/>
+                        </a:ext>
+                      </a:extLst>
+                    </a:blip>
+                    <a:stretch>
+                      <a:fillRect/>
+                    </a:stretch>
+                  </pic:blipFill>
+                  <pic:spPr>
+                    <a:xfrm>
+                      <a:off x="0" y="0"/>
+                      <a:ext cx="3381847" cy="2991267"/>
+                    </a:xfrm>
+                    <a:prstGeom prst="rect">
+                      <a:avLst/>
+                    </a:prstGeom>
+                  </pic:spPr>
+                </pic:pic>
+              </a:graphicData>
+            </a:graphic>
+          </wp:inline>
+        </w:drawing>
+      </w:r>
+    </w:p>
+    <w:p>
+      <w:pPr>
+        <w:pStyle w:val="Normal"/>
+        <w:bidi w:val="0"/>
+        <w:ind w:left="708"/>
+      </w:pPr>
+    </w:p>
+    <w:p>
+      <w:pPr>
+        <w:pStyle w:val="Normal"/>
+        <w:bidi w:val="0"/>
+        <w:ind w:left="708"/>
+      </w:pPr>
+      <w:r>
+        <w:rPr/>
+        <w:t>4.</w:t>
+      </w:r>
+    </w:p>
+    <w:p>
+      <w:pPr>
+        <w:pStyle w:val="Normal"/>
+        <w:bidi w:val="0"/>
+        <w:ind w:left="708" w:firstLine="0"/>
+      </w:pPr>
+      <w:r>
+        <w:drawing>
+          <wp:inline wp14:editId="0F082169" wp14:anchorId="6F3FCA13">
+            <wp:extent cx="4191585" cy="1465589"/>
+            <wp:effectExtent l="0" t="0" r="0" b="0"/>
+            <wp:docPr id="1778846995" name="drawing"/>
+            <wp:cNvGraphicFramePr>
+              <a:graphicFrameLocks noChangeAspect="1"/>
+            </wp:cNvGraphicFramePr>
+            <a:graphic>
+              <a:graphicData xmlns:a="http://schemas.openxmlformats.org/drawingml/2006/main" uri="http://schemas.openxmlformats.org/drawingml/2006/picture">
+                <pic:pic xmlns:pic="http://schemas.openxmlformats.org/drawingml/2006/picture">
+                  <pic:nvPicPr>
+                    <pic:cNvPr id="1778846995" name="Picture 1778846995"/>
+                    <pic:cNvPicPr/>
+                  </pic:nvPicPr>
+                  <pic:blipFill>
+                    <a:blip xmlns:r="http://schemas.openxmlformats.org/officeDocument/2006/relationships" r:embed="rId494141880">
+                      <a:extLst>
+                        <a:ext uri="{28A0092B-C50C-407E-A947-70E740481C1C}">
+                          <a14:useLocalDpi xmlns:a14="http://schemas.microsoft.com/office/drawing/2010/main"/>
+                        </a:ext>
+                      </a:extLst>
+                    </a:blip>
+                    <a:stretch>
+                      <a:fillRect/>
+                    </a:stretch>
+                  </pic:blipFill>
+                  <pic:spPr>
+                    <a:xfrm rot="0">
+                      <a:off x="0" y="0"/>
+                      <a:ext cx="4191585" cy="1465589"/>
+                    </a:xfrm>
+                    <a:prstGeom prst="rect">
+                      <a:avLst/>
+                    </a:prstGeom>
+                  </pic:spPr>
+                </pic:pic>
+              </a:graphicData>
+            </a:graphic>
+          </wp:inline>
+        </w:drawing>
+      </w:r>
+    </w:p>
+    <w:p>
+      <w:pPr>
+        <w:pStyle w:val="Normal"/>
+        <w:bidi w:val="0"/>
+        <w:ind w:left="708"/>
+      </w:pPr>
+      <w:r>
+        <w:rPr/>
+        <w:t xml:space="preserve">Нет сотрудников IT Отдела </w:t>
+      </w:r>
+    </w:p>
+    <w:p>
+      <w:pPr>
+        <w:pStyle w:val="Normal"/>
+        <w:bidi w:val="0"/>
+        <w:ind w:left="708" w:firstLine="0"/>
+      </w:pPr>
+      <w:r>
+        <w:drawing>
+          <wp:inline wp14:editId="69695E92" wp14:anchorId="4C99BC2D">
+            <wp:extent cx="5687219" cy="1333686"/>
+            <wp:effectExtent l="0" t="0" r="0" b="0"/>
+            <wp:docPr id="706391199" name="drawing"/>
+            <wp:cNvGraphicFramePr>
+              <a:graphicFrameLocks noChangeAspect="1"/>
+            </wp:cNvGraphicFramePr>
+            <a:graphic>
+              <a:graphicData xmlns:a="http://schemas.openxmlformats.org/drawingml/2006/main" uri="http://schemas.openxmlformats.org/drawingml/2006/picture">
+                <pic:pic xmlns:pic="http://schemas.openxmlformats.org/drawingml/2006/picture">
+                  <pic:nvPicPr>
+                    <pic:cNvPr id="706391199" name="Picture 706391199"/>
+                    <pic:cNvPicPr/>
+                  </pic:nvPicPr>
+                  <pic:blipFill>
+                    <a:blip xmlns:r="http://schemas.openxmlformats.org/officeDocument/2006/relationships" r:embed="rId256276811">
+                      <a:extLst>
+                        <a:ext uri="{28A0092B-C50C-407E-A947-70E740481C1C}">
+                          <a14:useLocalDpi xmlns:a14="http://schemas.microsoft.com/office/drawing/2010/main"/>
+                        </a:ext>
+                      </a:extLst>
+                    </a:blip>
+                    <a:stretch>
+                      <a:fillRect/>
+                    </a:stretch>
+                  </pic:blipFill>
+                  <pic:spPr>
+                    <a:xfrm>
+                      <a:off x="0" y="0"/>
+                      <a:ext cx="5687219" cy="1333686"/>
+                    </a:xfrm>
+                    <a:prstGeom prst="rect">
+                      <a:avLst/>
+                    </a:prstGeom>
+                  </pic:spPr>
+                </pic:pic>
+              </a:graphicData>
+            </a:graphic>
+          </wp:inline>
+        </w:drawing>
+      </w:r>
+      <w:r>
+        <w:rPr/>
+        <w:t xml:space="preserve">Раньше мы обновили им отдел до </w:t>
+      </w:r>
+      <w:r>
+        <w:rPr/>
+        <w:t>senior</w:t>
+      </w:r>
+      <w:r>
+        <w:rPr/>
+        <w:t xml:space="preserve"> </w:t>
+      </w:r>
+      <w:r>
+        <w:rPr/>
+        <w:t>it</w:t>
+      </w:r>
+    </w:p>
+    <w:p>
+      <w:pPr>
+        <w:pStyle w:val="Normal"/>
+        <w:bidi w:val="0"/>
+        <w:ind w:left="0"/>
+      </w:pPr>
+      <w:r>
+        <w:rPr>
+          <w:rFonts w:ascii="Aptos" w:hAnsi="Aptos" w:eastAsia="Aptos" w:cs="Aptos"/>
+          <w:noProof w:val="0"/>
+          <w:sz w:val="24"/>
+          <w:szCs w:val="24"/>
+          <w:lang w:val="ru-RU"/>
+        </w:rPr>
+        <w:t>DML (Optional)</w:t>
+      </w:r>
+    </w:p>
+    <w:p>
+      <w:pPr>
+        <w:pStyle w:val="Normal"/>
+        <w:bidi w:val="0"/>
+        <w:ind w:left="0"/>
+      </w:pPr>
+      <w:r>
+        <w:rPr>
+          <w:rFonts w:ascii="Aptos" w:hAnsi="Aptos" w:eastAsia="Aptos" w:cs="Aptos"/>
+          <w:noProof w:val="0"/>
+          <w:sz w:val="24"/>
+          <w:szCs w:val="24"/>
+          <w:lang w:val="ru-RU"/>
+        </w:rPr>
+        <w:t>1.</w:t>
+      </w:r>
+    </w:p>
+    <w:p>
+      <w:pPr>
+        <w:pStyle w:val="Normal"/>
+        <w:bidi w:val="0"/>
+        <w:ind w:left="0" w:firstLine="708"/>
+      </w:pPr>
+      <w:r>
+        <w:drawing>
+          <wp:inline wp14:editId="17FFF4C4" wp14:anchorId="35CE26C5">
+            <wp:extent cx="2467320" cy="1472559"/>
+            <wp:effectExtent l="0" t="0" r="0" b="0"/>
+            <wp:docPr id="1759711976" name="drawing"/>
+            <wp:cNvGraphicFramePr>
+              <a:graphicFrameLocks noChangeAspect="1"/>
+            </wp:cNvGraphicFramePr>
+            <a:graphic>
+              <a:graphicData xmlns:a="http://schemas.openxmlformats.org/drawingml/2006/main" uri="http://schemas.openxmlformats.org/drawingml/2006/picture">
+                <pic:pic xmlns:pic="http://schemas.openxmlformats.org/drawingml/2006/picture">
+                  <pic:nvPicPr>
+                    <pic:cNvPr id="1759711976" name="Picture 1759711976"/>
+                    <pic:cNvPicPr/>
+                  </pic:nvPicPr>
+                  <pic:blipFill>
+                    <a:blip xmlns:r="http://schemas.openxmlformats.org/officeDocument/2006/relationships" r:embed="rId1573868441">
+                      <a:extLst>
+                        <a:ext uri="{28A0092B-C50C-407E-A947-70E740481C1C}">
+                          <a14:useLocalDpi xmlns:a14="http://schemas.microsoft.com/office/drawing/2010/main"/>
+                        </a:ext>
+                      </a:extLst>
+                    </a:blip>
+                    <a:stretch>
+                      <a:fillRect/>
+                    </a:stretch>
+                  </pic:blipFill>
+                  <pic:spPr>
+                    <a:xfrm rot="0">
+                      <a:off x="0" y="0"/>
+                      <a:ext cx="2467320" cy="1472559"/>
+                    </a:xfrm>
+                    <a:prstGeom prst="rect">
+                      <a:avLst/>
+                    </a:prstGeom>
+                  </pic:spPr>
+                </pic:pic>
+              </a:graphicData>
+            </a:graphic>
+          </wp:inline>
+        </w:drawing>
+      </w:r>
+    </w:p>
+    <w:p>
+      <w:pPr>
+        <w:pStyle w:val="Normal"/>
+        <w:bidi w:val="0"/>
+        <w:ind w:left="0" w:firstLine="708"/>
+      </w:pPr>
+      <w:r>
+        <w:rPr/>
+        <w:t>2</w:t>
+      </w:r>
+      <w:r>
+        <w:rPr/>
+        <w:t>.</w:t>
+      </w:r>
+    </w:p>
+    <w:p>
+      <w:pPr>
+        <w:pStyle w:val="Normal"/>
+        <w:bidi w:val="0"/>
+        <w:ind w:left="708" w:firstLine="708"/>
+      </w:pPr>
+      <w:r>
+        <w:rPr/>
+        <w:t>.</w:t>
+      </w:r>
+      <w:r>
+        <w:drawing>
+          <wp:inline wp14:editId="035D468D" wp14:anchorId="2C6AFE12">
+            <wp:extent cx="4153480" cy="2027462"/>
+            <wp:effectExtent l="0" t="0" r="0" b="0"/>
+            <wp:docPr id="1466750564" name="drawing"/>
+            <wp:cNvGraphicFramePr>
+              <a:graphicFrameLocks noChangeAspect="1"/>
+            </wp:cNvGraphicFramePr>
+            <a:graphic>
+              <a:graphicData xmlns:a="http://schemas.openxmlformats.org/drawingml/2006/main" uri="http://schemas.openxmlformats.org/drawingml/2006/picture">
+                <pic:pic xmlns:pic="http://schemas.openxmlformats.org/drawingml/2006/picture">
+                  <pic:nvPicPr>
+                    <pic:cNvPr id="1466750564" name="Picture 1466750564"/>
+                    <pic:cNvPicPr/>
+                  </pic:nvPicPr>
+                  <pic:blipFill>
+                    <a:blip xmlns:r="http://schemas.openxmlformats.org/officeDocument/2006/relationships" r:embed="rId1128113410">
+                      <a:extLst>
+                        <a:ext uri="{28A0092B-C50C-407E-A947-70E740481C1C}">
+                          <a14:useLocalDpi xmlns:a14="http://schemas.microsoft.com/office/drawing/2010/main"/>
+                        </a:ext>
+                      </a:extLst>
+                    </a:blip>
+                    <a:stretch>
+                      <a:fillRect/>
+                    </a:stretch>
+                  </pic:blipFill>
+                  <pic:spPr>
+                    <a:xfrm rot="0">
+                      <a:off x="0" y="0"/>
+                      <a:ext cx="4153480" cy="2027462"/>
+                    </a:xfrm>
+                    <a:prstGeom prst="rect">
+                      <a:avLst/>
+                    </a:prstGeom>
+                  </pic:spPr>
+                </pic:pic>
+              </a:graphicData>
+            </a:graphic>
+          </wp:inline>
+        </w:drawing>
+      </w:r>
+    </w:p>
+    <w:p>
+      <w:r>
+        <w:br w:type="page"/>
+      </w:r>
+    </w:p>
+    <w:p>
+      <w:pPr>
+        <w:pStyle w:val="Normal"/>
+        <w:bidi w:val="0"/>
+        <w:ind w:left="0" w:firstLine="0"/>
+      </w:pPr>
+      <w:r>
+        <w:drawing>
+          <wp:inline wp14:editId="73382F95" wp14:anchorId="4D499219">
+            <wp:extent cx="5724525" cy="1600200"/>
+            <wp:effectExtent l="0" t="0" r="0" b="0"/>
+            <wp:docPr id="1367763473" name="drawing"/>
+            <wp:cNvGraphicFramePr>
+              <a:graphicFrameLocks noChangeAspect="1"/>
+            </wp:cNvGraphicFramePr>
+            <a:graphic>
+              <a:graphicData xmlns:a="http://schemas.openxmlformats.org/drawingml/2006/main" uri="http://schemas.openxmlformats.org/drawingml/2006/picture">
+                <pic:pic xmlns:pic="http://schemas.openxmlformats.org/drawingml/2006/picture">
+                  <pic:nvPicPr>
+                    <pic:cNvPr id="1367763473" name="Picture 1367763473"/>
+                    <pic:cNvPicPr/>
+                  </pic:nvPicPr>
+                  <pic:blipFill>
+                    <a:blip xmlns:r="http://schemas.openxmlformats.org/officeDocument/2006/relationships" r:embed="rId403067893">
+                      <a:extLst>
+                        <a:ext uri="{28A0092B-C50C-407E-A947-70E740481C1C}">
+                          <a14:useLocalDpi xmlns:a14="http://schemas.microsoft.com/office/drawing/2010/main"/>
+                        </a:ext>
+                      </a:extLst>
+                    </a:blip>
+                    <a:stretch>
+                      <a:fillRect/>
+                    </a:stretch>
+                  </pic:blipFill>
+                  <pic:spPr>
+                    <a:xfrm>
+                      <a:off x="0" y="0"/>
+                      <a:ext cx="5724525" cy="1600200"/>
+                    </a:xfrm>
+                    <a:prstGeom prst="rect">
+                      <a:avLst/>
+                    </a:prstGeom>
+                  </pic:spPr>
+                </pic:pic>
+              </a:graphicData>
+            </a:graphic>
+          </wp:inline>
+        </w:drawing>
+      </w:r>
+    </w:p>
+    <w:p>
+      <w:pPr>
+        <w:pStyle w:val="Normal"/>
+      </w:pPr>
+      <w:r>
+        <w:rPr/>
+        <w:t>3.</w:t>
+      </w:r>
+    </w:p>
+    <w:p>
+      <w:pPr>
+        <w:pStyle w:val="Normal"/>
+      </w:pPr>
+      <w:r>
+        <w:drawing>
+          <wp:inline wp14:editId="54A478E9" wp14:anchorId="3C7247A3">
+            <wp:extent cx="3734321" cy="1867161"/>
+            <wp:effectExtent l="0" t="0" r="0" b="0"/>
+            <wp:docPr id="669593712" name="drawing"/>
+            <wp:cNvGraphicFramePr>
+              <a:graphicFrameLocks noChangeAspect="1"/>
+            </wp:cNvGraphicFramePr>
+            <a:graphic>
+              <a:graphicData xmlns:a="http://schemas.openxmlformats.org/drawingml/2006/main" uri="http://schemas.openxmlformats.org/drawingml/2006/picture">
+                <pic:pic xmlns:pic="http://schemas.openxmlformats.org/drawingml/2006/picture">
+                  <pic:nvPicPr>
+                    <pic:cNvPr id="669593712" name="Picture 669593712"/>
+                    <pic:cNvPicPr/>
+                  </pic:nvPicPr>
+                  <pic:blipFill>
+                    <a:blip xmlns:r="http://schemas.openxmlformats.org/officeDocument/2006/relationships" r:embed="rId1111747868">
+                      <a:extLst>
+                        <a:ext uri="{28A0092B-C50C-407E-A947-70E740481C1C}">
+                          <a14:useLocalDpi xmlns:a14="http://schemas.microsoft.com/office/drawing/2010/main"/>
+                        </a:ext>
+                      </a:extLst>
+                    </a:blip>
+                    <a:stretch>
+                      <a:fillRect/>
+                    </a:stretch>
+                  </pic:blipFill>
+                  <pic:spPr>
+                    <a:xfrm>
+                      <a:off x="0" y="0"/>
+                      <a:ext cx="3734321" cy="1867161"/>
+                    </a:xfrm>
+                    <a:prstGeom prst="rect">
+                      <a:avLst/>
+                    </a:prstGeom>
+                  </pic:spPr>
+                </pic:pic>
+              </a:graphicData>
+            </a:graphic>
+          </wp:inline>
+        </w:drawing>
+      </w:r>
+    </w:p>
+    <w:p>
+      <w:pPr>
+        <w:pStyle w:val="Normal"/>
+      </w:pPr>
+      <w:r>
+        <w:drawing>
+          <wp:inline wp14:editId="4493A933" wp14:anchorId="07A63525">
+            <wp:extent cx="5724525" cy="1476375"/>
+            <wp:effectExtent l="0" t="0" r="0" b="0"/>
+            <wp:docPr id="1410280636" name="drawing"/>
+            <wp:cNvGraphicFramePr>
+              <a:graphicFrameLocks noChangeAspect="1"/>
+            </wp:cNvGraphicFramePr>
+            <a:graphic>
+              <a:graphicData xmlns:a="http://schemas.openxmlformats.org/drawingml/2006/main" uri="http://schemas.openxmlformats.org/drawingml/2006/picture">
+                <pic:pic xmlns:pic="http://schemas.openxmlformats.org/drawingml/2006/picture">
+                  <pic:nvPicPr>
+                    <pic:cNvPr id="1410280636" name="Picture 1410280636"/>
+                    <pic:cNvPicPr/>
+                  </pic:nvPicPr>
+                  <pic:blipFill>
+                    <a:blip xmlns:r="http://schemas.openxmlformats.org/officeDocument/2006/relationships" r:embed="rId1295152710">
+                      <a:extLst>
+                        <a:ext uri="{28A0092B-C50C-407E-A947-70E740481C1C}">
+                          <a14:useLocalDpi xmlns:a14="http://schemas.microsoft.com/office/drawing/2010/main"/>
+                        </a:ext>
+                      </a:extLst>
+                    </a:blip>
+                    <a:stretch>
+                      <a:fillRect/>
+                    </a:stretch>
+                  </pic:blipFill>
+                  <pic:spPr>
+                    <a:xfrm>
+                      <a:off x="0" y="0"/>
+                      <a:ext cx="5724525" cy="1476375"/>
+                    </a:xfrm>
+                    <a:prstGeom prst="rect">
+                      <a:avLst/>
+                    </a:prstGeom>
+                  </pic:spPr>
+                </pic:pic>
+              </a:graphicData>
+            </a:graphic>
+          </wp:inline>
+        </w:drawing>
+      </w:r>
+      <w:r>
+        <w:rPr/>
+        <w:t>4</w:t>
+      </w:r>
+      <w:r>
+        <w:rPr/>
+        <w:t>.</w:t>
+      </w:r>
+    </w:p>
+    <w:p>
+      <w:pPr>
+        <w:pStyle w:val="Normal"/>
+      </w:pPr>
+      <w:r>
+        <w:drawing>
+          <wp:inline wp14:editId="1F82A630" wp14:anchorId="4E350A6B">
+            <wp:extent cx="5315692" cy="2553056"/>
+            <wp:effectExtent l="0" t="0" r="0" b="0"/>
+            <wp:docPr id="2048982927" name="drawing"/>
+            <wp:cNvGraphicFramePr>
+              <a:graphicFrameLocks noChangeAspect="1"/>
+            </wp:cNvGraphicFramePr>
+            <a:graphic>
+              <a:graphicData xmlns:a="http://schemas.openxmlformats.org/drawingml/2006/main" uri="http://schemas.openxmlformats.org/drawingml/2006/picture">
+                <pic:pic xmlns:pic="http://schemas.openxmlformats.org/drawingml/2006/picture">
+                  <pic:nvPicPr>
+                    <pic:cNvPr id="2048982927" name="Picture 2048982927"/>
+                    <pic:cNvPicPr/>
+                  </pic:nvPicPr>
+                  <pic:blipFill>
+                    <a:blip xmlns:r="http://schemas.openxmlformats.org/officeDocument/2006/relationships" r:embed="rId1799516358">
+                      <a:extLst>
+                        <a:ext uri="{28A0092B-C50C-407E-A947-70E740481C1C}">
+                          <a14:useLocalDpi xmlns:a14="http://schemas.microsoft.com/office/drawing/2010/main"/>
+                        </a:ext>
+                      </a:extLst>
+                    </a:blip>
+                    <a:stretch>
+                      <a:fillRect/>
+                    </a:stretch>
+                  </pic:blipFill>
+                  <pic:spPr>
+                    <a:xfrm>
+                      <a:off x="0" y="0"/>
+                      <a:ext cx="5315692" cy="2553056"/>
+                    </a:xfrm>
+                    <a:prstGeom prst="rect">
+                      <a:avLst/>
+                    </a:prstGeom>
+                  </pic:spPr>
+                </pic:pic>
+              </a:graphicData>
+            </a:graphic>
+          </wp:inline>
+        </w:drawing>
+      </w:r>
+    </w:p>
+    <w:p>
+      <w:pPr>
+        <w:pStyle w:val="Normal"/>
+      </w:pPr>
+      <w:r>
+        <w:drawing>
+          <wp:inline wp14:editId="04062F91" wp14:anchorId="7B3CBEA2">
+            <wp:extent cx="5724525" cy="171450"/>
+            <wp:effectExtent l="0" t="0" r="0" b="0"/>
+            <wp:docPr id="293751831" name="drawing"/>
+            <wp:cNvGraphicFramePr>
+              <a:graphicFrameLocks noChangeAspect="1"/>
+            </wp:cNvGraphicFramePr>
+            <a:graphic>
+              <a:graphicData xmlns:a="http://schemas.openxmlformats.org/drawingml/2006/main" uri="http://schemas.openxmlformats.org/drawingml/2006/picture">
+                <pic:pic xmlns:pic="http://schemas.openxmlformats.org/drawingml/2006/picture">
+                  <pic:nvPicPr>
+                    <pic:cNvPr id="293751831" name="Picture 293751831"/>
+                    <pic:cNvPicPr/>
+                  </pic:nvPicPr>
+                  <pic:blipFill>
+                    <a:blip xmlns:r="http://schemas.openxmlformats.org/officeDocument/2006/relationships" r:embed="rId1191262501">
+                      <a:extLst>
+                        <a:ext uri="{28A0092B-C50C-407E-A947-70E740481C1C}">
+                          <a14:useLocalDpi xmlns:a14="http://schemas.microsoft.com/office/drawing/2010/main"/>
+                        </a:ext>
+                      </a:extLst>
+                    </a:blip>
+                    <a:stretch>
+                      <a:fillRect/>
+                    </a:stretch>
+                  </pic:blipFill>
+                  <pic:spPr>
+                    <a:xfrm>
+                      <a:off x="0" y="0"/>
+                      <a:ext cx="5724525" cy="171450"/>
+                    </a:xfrm>
+                    <a:prstGeom prst="rect">
+                      <a:avLst/>
+                    </a:prstGeom>
+                  </pic:spPr>
+                </pic:pic>
+              </a:graphicData>
+            </a:graphic>
+          </wp:inline>
+        </w:drawing>
+      </w:r>
+      <w:r>
+        <w:drawing>
+          <wp:inline wp14:editId="6B3128D6" wp14:anchorId="7525A4C2">
+            <wp:extent cx="4115374" cy="266737"/>
+            <wp:effectExtent l="0" t="0" r="0" b="0"/>
+            <wp:docPr id="692771454" name="drawing"/>
+            <wp:cNvGraphicFramePr>
+              <a:graphicFrameLocks noChangeAspect="1"/>
+            </wp:cNvGraphicFramePr>
+            <a:graphic>
+              <a:graphicData xmlns:a="http://schemas.openxmlformats.org/drawingml/2006/main" uri="http://schemas.openxmlformats.org/drawingml/2006/picture">
+                <pic:pic xmlns:pic="http://schemas.openxmlformats.org/drawingml/2006/picture">
+                  <pic:nvPicPr>
+                    <pic:cNvPr id="692771454" name="Picture 692771454"/>
+                    <pic:cNvPicPr/>
+                  </pic:nvPicPr>
+                  <pic:blipFill>
+                    <a:blip xmlns:r="http://schemas.openxmlformats.org/officeDocument/2006/relationships" r:embed="rId1319334983">
+                      <a:extLst>
+                        <a:ext uri="{28A0092B-C50C-407E-A947-70E740481C1C}">
+                          <a14:useLocalDpi xmlns:a14="http://schemas.microsoft.com/office/drawing/2010/main"/>
+                        </a:ext>
+                      </a:extLst>
+                    </a:blip>
+                    <a:stretch>
+                      <a:fillRect/>
+                    </a:stretch>
+                  </pic:blipFill>
+                  <pic:spPr>
+                    <a:xfrm>
+                      <a:off x="0" y="0"/>
+                      <a:ext cx="4115374" cy="266737"/>
+                    </a:xfrm>
+                    <a:prstGeom prst="rect">
+                      <a:avLst/>
+                    </a:prstGeom>
+                  </pic:spPr>
+                </pic:pic>
+              </a:graphicData>
+            </a:graphic>
+          </wp:inline>
+        </w:drawing>
+      </w:r>
+    </w:p>
+    <w:p>
+      <w:pPr>
+        <w:pStyle w:val="Normal"/>
+      </w:pPr>
+      <w:r>
+        <w:drawing>
+          <wp:inline wp14:editId="35922E85" wp14:anchorId="0A08D3C3">
+            <wp:extent cx="5724525" cy="628650"/>
+            <wp:effectExtent l="0" t="0" r="0" b="0"/>
+            <wp:docPr id="2131524337" name="drawing"/>
+            <wp:cNvGraphicFramePr>
+              <a:graphicFrameLocks noChangeAspect="1"/>
+            </wp:cNvGraphicFramePr>
+            <a:graphic>
+              <a:graphicData xmlns:a="http://schemas.openxmlformats.org/drawingml/2006/main" uri="http://schemas.openxmlformats.org/drawingml/2006/picture">
+                <pic:pic xmlns:pic="http://schemas.openxmlformats.org/drawingml/2006/picture">
+                  <pic:nvPicPr>
+                    <pic:cNvPr id="2131524337" name="Picture 2131524337"/>
+                    <pic:cNvPicPr/>
+                  </pic:nvPicPr>
+                  <pic:blipFill>
+                    <a:blip xmlns:r="http://schemas.openxmlformats.org/officeDocument/2006/relationships" r:embed="rId1340158589">
+                      <a:extLst>
+                        <a:ext uri="{28A0092B-C50C-407E-A947-70E740481C1C}">
+                          <a14:useLocalDpi xmlns:a14="http://schemas.microsoft.com/office/drawing/2010/main"/>
+                        </a:ext>
+                      </a:extLst>
+                    </a:blip>
+                    <a:stretch>
+                      <a:fillRect/>
+                    </a:stretch>
+                  </pic:blipFill>
+                  <pic:spPr>
+                    <a:xfrm>
+                      <a:off x="0" y="0"/>
+                      <a:ext cx="5724525" cy="628650"/>
+                    </a:xfrm>
+                    <a:prstGeom prst="rect">
+                      <a:avLst/>
+                    </a:prstGeom>
+                  </pic:spPr>
+                </pic:pic>
+              </a:graphicData>
+            </a:graphic>
+          </wp:inline>
+        </w:drawing>
+      </w:r>
     </w:p>
     <w:sectPr>
       <w:pgSz w:w="11906" w:h="16838" w:orient="portrait"/>
@@ -1168,6 +2987,346 @@
 
 <file path=word/numbering.xml><?xml version="1.0" encoding="utf-8"?>
 <w:numbering xmlns:w="http://schemas.openxmlformats.org/wordprocessingml/2006/main">
+  <w:abstractNum xmlns:w="http://schemas.openxmlformats.org/wordprocessingml/2006/main" w:abstractNumId="5">
+    <w:nsid w:val="7da825e9"/>
+    <w:multiLevelType xmlns:w="http://schemas.openxmlformats.org/wordprocessingml/2006/main" w:val="hybridMultilevel"/>
+    <w:lvl xmlns:w="http://schemas.openxmlformats.org/wordprocessingml/2006/main" w:ilvl="0">
+      <w:start w:val="1"/>
+      <w:numFmt w:val="decimal"/>
+      <w:lvlText w:val="%1."/>
+      <w:lvlJc w:val="left"/>
+      <w:pPr>
+        <w:ind w:left="1080" w:hanging="360"/>
+      </w:pPr>
+    </w:lvl>
+    <w:lvl xmlns:w="http://schemas.openxmlformats.org/wordprocessingml/2006/main" w:ilvl="1">
+      <w:start w:val="1"/>
+      <w:numFmt w:val="lowerLetter"/>
+      <w:lvlText w:val="%2."/>
+      <w:lvlJc w:val="left"/>
+      <w:pPr>
+        <w:ind w:left="1800" w:hanging="360"/>
+      </w:pPr>
+    </w:lvl>
+    <w:lvl xmlns:w="http://schemas.openxmlformats.org/wordprocessingml/2006/main" w:ilvl="2">
+      <w:start w:val="1"/>
+      <w:numFmt w:val="lowerRoman"/>
+      <w:lvlText w:val="%3."/>
+      <w:lvlJc w:val="right"/>
+      <w:pPr>
+        <w:ind w:left="2520" w:hanging="180"/>
+      </w:pPr>
+    </w:lvl>
+    <w:lvl xmlns:w="http://schemas.openxmlformats.org/wordprocessingml/2006/main" w:ilvl="3">
+      <w:start w:val="1"/>
+      <w:numFmt w:val="decimal"/>
+      <w:lvlText w:val="%4."/>
+      <w:lvlJc w:val="left"/>
+      <w:pPr>
+        <w:ind w:left="3240" w:hanging="360"/>
+      </w:pPr>
+    </w:lvl>
+    <w:lvl xmlns:w="http://schemas.openxmlformats.org/wordprocessingml/2006/main" w:ilvl="4">
+      <w:start w:val="1"/>
+      <w:numFmt w:val="lowerLetter"/>
+      <w:lvlText w:val="%5."/>
+      <w:lvlJc w:val="left"/>
+      <w:pPr>
+        <w:ind w:left="3960" w:hanging="360"/>
+      </w:pPr>
+    </w:lvl>
+    <w:lvl xmlns:w="http://schemas.openxmlformats.org/wordprocessingml/2006/main" w:ilvl="5">
+      <w:start w:val="1"/>
+      <w:numFmt w:val="lowerRoman"/>
+      <w:lvlText w:val="%6."/>
+      <w:lvlJc w:val="right"/>
+      <w:pPr>
+        <w:ind w:left="4680" w:hanging="180"/>
+      </w:pPr>
+    </w:lvl>
+    <w:lvl xmlns:w="http://schemas.openxmlformats.org/wordprocessingml/2006/main" w:ilvl="6">
+      <w:start w:val="1"/>
+      <w:numFmt w:val="decimal"/>
+      <w:lvlText w:val="%7."/>
+      <w:lvlJc w:val="left"/>
+      <w:pPr>
+        <w:ind w:left="5400" w:hanging="360"/>
+      </w:pPr>
+    </w:lvl>
+    <w:lvl xmlns:w="http://schemas.openxmlformats.org/wordprocessingml/2006/main" w:ilvl="7">
+      <w:start w:val="1"/>
+      <w:numFmt w:val="lowerLetter"/>
+      <w:lvlText w:val="%8."/>
+      <w:lvlJc w:val="left"/>
+      <w:pPr>
+        <w:ind w:left="6120" w:hanging="360"/>
+      </w:pPr>
+    </w:lvl>
+    <w:lvl xmlns:w="http://schemas.openxmlformats.org/wordprocessingml/2006/main" w:ilvl="8">
+      <w:start w:val="1"/>
+      <w:numFmt w:val="lowerRoman"/>
+      <w:lvlText w:val="%9."/>
+      <w:lvlJc w:val="right"/>
+      <w:pPr>
+        <w:ind w:left="6840" w:hanging="180"/>
+      </w:pPr>
+    </w:lvl>
+  </w:abstractNum>
+  <w:abstractNum xmlns:w="http://schemas.openxmlformats.org/wordprocessingml/2006/main" w:abstractNumId="4">
+    <w:nsid w:val="a9070b4"/>
+    <w:multiLevelType xmlns:w="http://schemas.openxmlformats.org/wordprocessingml/2006/main" w:val="hybridMultilevel"/>
+    <w:lvl xmlns:w="http://schemas.openxmlformats.org/wordprocessingml/2006/main" w:ilvl="0">
+      <w:start w:val="1"/>
+      <w:numFmt w:val="decimal"/>
+      <w:lvlText w:val="%1."/>
+      <w:lvlJc w:val="left"/>
+      <w:pPr>
+        <w:ind w:left="720" w:hanging="360"/>
+      </w:pPr>
+    </w:lvl>
+    <w:lvl xmlns:w="http://schemas.openxmlformats.org/wordprocessingml/2006/main" w:ilvl="1">
+      <w:start w:val="1"/>
+      <w:numFmt w:val="lowerLetter"/>
+      <w:lvlText w:val="%2."/>
+      <w:lvlJc w:val="left"/>
+      <w:pPr>
+        <w:ind w:left="1440" w:hanging="360"/>
+      </w:pPr>
+    </w:lvl>
+    <w:lvl xmlns:w="http://schemas.openxmlformats.org/wordprocessingml/2006/main" w:ilvl="2">
+      <w:start w:val="1"/>
+      <w:numFmt w:val="lowerRoman"/>
+      <w:lvlText w:val="%3."/>
+      <w:lvlJc w:val="right"/>
+      <w:pPr>
+        <w:ind w:left="2160" w:hanging="180"/>
+      </w:pPr>
+    </w:lvl>
+    <w:lvl xmlns:w="http://schemas.openxmlformats.org/wordprocessingml/2006/main" w:ilvl="3">
+      <w:start w:val="1"/>
+      <w:numFmt w:val="decimal"/>
+      <w:lvlText w:val="%4."/>
+      <w:lvlJc w:val="left"/>
+      <w:pPr>
+        <w:ind w:left="2880" w:hanging="360"/>
+      </w:pPr>
+    </w:lvl>
+    <w:lvl xmlns:w="http://schemas.openxmlformats.org/wordprocessingml/2006/main" w:ilvl="4">
+      <w:start w:val="1"/>
+      <w:numFmt w:val="lowerLetter"/>
+      <w:lvlText w:val="%5."/>
+      <w:lvlJc w:val="left"/>
+      <w:pPr>
+        <w:ind w:left="3600" w:hanging="360"/>
+      </w:pPr>
+    </w:lvl>
+    <w:lvl xmlns:w="http://schemas.openxmlformats.org/wordprocessingml/2006/main" w:ilvl="5">
+      <w:start w:val="1"/>
+      <w:numFmt w:val="lowerRoman"/>
+      <w:lvlText w:val="%6."/>
+      <w:lvlJc w:val="right"/>
+      <w:pPr>
+        <w:ind w:left="4320" w:hanging="180"/>
+      </w:pPr>
+    </w:lvl>
+    <w:lvl xmlns:w="http://schemas.openxmlformats.org/wordprocessingml/2006/main" w:ilvl="6">
+      <w:start w:val="1"/>
+      <w:numFmt w:val="decimal"/>
+      <w:lvlText w:val="%7."/>
+      <w:lvlJc w:val="left"/>
+      <w:pPr>
+        <w:ind w:left="5040" w:hanging="360"/>
+      </w:pPr>
+    </w:lvl>
+    <w:lvl xmlns:w="http://schemas.openxmlformats.org/wordprocessingml/2006/main" w:ilvl="7">
+      <w:start w:val="1"/>
+      <w:numFmt w:val="lowerLetter"/>
+      <w:lvlText w:val="%8."/>
+      <w:lvlJc w:val="left"/>
+      <w:pPr>
+        <w:ind w:left="5760" w:hanging="360"/>
+      </w:pPr>
+    </w:lvl>
+    <w:lvl xmlns:w="http://schemas.openxmlformats.org/wordprocessingml/2006/main" w:ilvl="8">
+      <w:start w:val="1"/>
+      <w:numFmt w:val="lowerRoman"/>
+      <w:lvlText w:val="%9."/>
+      <w:lvlJc w:val="right"/>
+      <w:pPr>
+        <w:ind w:left="6480" w:hanging="180"/>
+      </w:pPr>
+    </w:lvl>
+  </w:abstractNum>
+  <w:abstractNum xmlns:w="http://schemas.openxmlformats.org/wordprocessingml/2006/main" w:abstractNumId="3">
+    <w:nsid w:val="3b41a351"/>
+    <w:multiLevelType xmlns:w="http://schemas.openxmlformats.org/wordprocessingml/2006/main" w:val="hybridMultilevel"/>
+    <w:lvl xmlns:w="http://schemas.openxmlformats.org/wordprocessingml/2006/main" w:ilvl="0">
+      <w:start w:val="1"/>
+      <w:numFmt w:val="decimal"/>
+      <w:lvlText w:val="%1."/>
+      <w:lvlJc w:val="left"/>
+      <w:pPr>
+        <w:ind w:left="1080" w:hanging="360"/>
+      </w:pPr>
+    </w:lvl>
+    <w:lvl xmlns:w="http://schemas.openxmlformats.org/wordprocessingml/2006/main" w:ilvl="1">
+      <w:start w:val="1"/>
+      <w:numFmt w:val="lowerLetter"/>
+      <w:lvlText w:val="%2."/>
+      <w:lvlJc w:val="left"/>
+      <w:pPr>
+        <w:ind w:left="1800" w:hanging="360"/>
+      </w:pPr>
+    </w:lvl>
+    <w:lvl xmlns:w="http://schemas.openxmlformats.org/wordprocessingml/2006/main" w:ilvl="2">
+      <w:start w:val="1"/>
+      <w:numFmt w:val="lowerRoman"/>
+      <w:lvlText w:val="%3."/>
+      <w:lvlJc w:val="right"/>
+      <w:pPr>
+        <w:ind w:left="2520" w:hanging="180"/>
+      </w:pPr>
+    </w:lvl>
+    <w:lvl xmlns:w="http://schemas.openxmlformats.org/wordprocessingml/2006/main" w:ilvl="3">
+      <w:start w:val="1"/>
+      <w:numFmt w:val="decimal"/>
+      <w:lvlText w:val="%4."/>
+      <w:lvlJc w:val="left"/>
+      <w:pPr>
+        <w:ind w:left="3240" w:hanging="360"/>
+      </w:pPr>
+    </w:lvl>
+    <w:lvl xmlns:w="http://schemas.openxmlformats.org/wordprocessingml/2006/main" w:ilvl="4">
+      <w:start w:val="1"/>
+      <w:numFmt w:val="lowerLetter"/>
+      <w:lvlText w:val="%5."/>
+      <w:lvlJc w:val="left"/>
+      <w:pPr>
+        <w:ind w:left="3960" w:hanging="360"/>
+      </w:pPr>
+    </w:lvl>
+    <w:lvl xmlns:w="http://schemas.openxmlformats.org/wordprocessingml/2006/main" w:ilvl="5">
+      <w:start w:val="1"/>
+      <w:numFmt w:val="lowerRoman"/>
+      <w:lvlText w:val="%6."/>
+      <w:lvlJc w:val="right"/>
+      <w:pPr>
+        <w:ind w:left="4680" w:hanging="180"/>
+      </w:pPr>
+    </w:lvl>
+    <w:lvl xmlns:w="http://schemas.openxmlformats.org/wordprocessingml/2006/main" w:ilvl="6">
+      <w:start w:val="1"/>
+      <w:numFmt w:val="decimal"/>
+      <w:lvlText w:val="%7."/>
+      <w:lvlJc w:val="left"/>
+      <w:pPr>
+        <w:ind w:left="5400" w:hanging="360"/>
+      </w:pPr>
+    </w:lvl>
+    <w:lvl xmlns:w="http://schemas.openxmlformats.org/wordprocessingml/2006/main" w:ilvl="7">
+      <w:start w:val="1"/>
+      <w:numFmt w:val="lowerLetter"/>
+      <w:lvlText w:val="%8."/>
+      <w:lvlJc w:val="left"/>
+      <w:pPr>
+        <w:ind w:left="6120" w:hanging="360"/>
+      </w:pPr>
+    </w:lvl>
+    <w:lvl xmlns:w="http://schemas.openxmlformats.org/wordprocessingml/2006/main" w:ilvl="8">
+      <w:start w:val="1"/>
+      <w:numFmt w:val="lowerRoman"/>
+      <w:lvlText w:val="%9."/>
+      <w:lvlJc w:val="right"/>
+      <w:pPr>
+        <w:ind w:left="6840" w:hanging="180"/>
+      </w:pPr>
+    </w:lvl>
+  </w:abstractNum>
+  <w:abstractNum xmlns:w="http://schemas.openxmlformats.org/wordprocessingml/2006/main" w:abstractNumId="2">
+    <w:nsid w:val="864e086"/>
+    <w:multiLevelType xmlns:w="http://schemas.openxmlformats.org/wordprocessingml/2006/main" w:val="hybridMultilevel"/>
+    <w:lvl xmlns:w="http://schemas.openxmlformats.org/wordprocessingml/2006/main" w:ilvl="0">
+      <w:start w:val="1"/>
+      <w:numFmt w:val="decimal"/>
+      <w:lvlText w:val="%1."/>
+      <w:lvlJc w:val="left"/>
+      <w:pPr>
+        <w:ind w:left="720" w:hanging="360"/>
+      </w:pPr>
+    </w:lvl>
+    <w:lvl xmlns:w="http://schemas.openxmlformats.org/wordprocessingml/2006/main" w:ilvl="1">
+      <w:start w:val="1"/>
+      <w:numFmt w:val="lowerLetter"/>
+      <w:lvlText w:val="%2."/>
+      <w:lvlJc w:val="left"/>
+      <w:pPr>
+        <w:ind w:left="1440" w:hanging="360"/>
+      </w:pPr>
+    </w:lvl>
+    <w:lvl xmlns:w="http://schemas.openxmlformats.org/wordprocessingml/2006/main" w:ilvl="2">
+      <w:start w:val="1"/>
+      <w:numFmt w:val="lowerRoman"/>
+      <w:lvlText w:val="%3."/>
+      <w:lvlJc w:val="right"/>
+      <w:pPr>
+        <w:ind w:left="2160" w:hanging="180"/>
+      </w:pPr>
+    </w:lvl>
+    <w:lvl xmlns:w="http://schemas.openxmlformats.org/wordprocessingml/2006/main" w:ilvl="3">
+      <w:start w:val="1"/>
+      <w:numFmt w:val="decimal"/>
+      <w:lvlText w:val="%4."/>
+      <w:lvlJc w:val="left"/>
+      <w:pPr>
+        <w:ind w:left="2880" w:hanging="360"/>
+      </w:pPr>
+    </w:lvl>
+    <w:lvl xmlns:w="http://schemas.openxmlformats.org/wordprocessingml/2006/main" w:ilvl="4">
+      <w:start w:val="1"/>
+      <w:numFmt w:val="lowerLetter"/>
+      <w:lvlText w:val="%5."/>
+      <w:lvlJc w:val="left"/>
+      <w:pPr>
+        <w:ind w:left="3600" w:hanging="360"/>
+      </w:pPr>
+    </w:lvl>
+    <w:lvl xmlns:w="http://schemas.openxmlformats.org/wordprocessingml/2006/main" w:ilvl="5">
+      <w:start w:val="1"/>
+      <w:numFmt w:val="lowerRoman"/>
+      <w:lvlText w:val="%6."/>
+      <w:lvlJc w:val="right"/>
+      <w:pPr>
+        <w:ind w:left="4320" w:hanging="180"/>
+      </w:pPr>
+    </w:lvl>
+    <w:lvl xmlns:w="http://schemas.openxmlformats.org/wordprocessingml/2006/main" w:ilvl="6">
+      <w:start w:val="1"/>
+      <w:numFmt w:val="decimal"/>
+      <w:lvlText w:val="%7."/>
+      <w:lvlJc w:val="left"/>
+      <w:pPr>
+        <w:ind w:left="5040" w:hanging="360"/>
+      </w:pPr>
+    </w:lvl>
+    <w:lvl xmlns:w="http://schemas.openxmlformats.org/wordprocessingml/2006/main" w:ilvl="7">
+      <w:start w:val="1"/>
+      <w:numFmt w:val="lowerLetter"/>
+      <w:lvlText w:val="%8."/>
+      <w:lvlJc w:val="left"/>
+      <w:pPr>
+        <w:ind w:left="5760" w:hanging="360"/>
+      </w:pPr>
+    </w:lvl>
+    <w:lvl xmlns:w="http://schemas.openxmlformats.org/wordprocessingml/2006/main" w:ilvl="8">
+      <w:start w:val="1"/>
+      <w:numFmt w:val="lowerRoman"/>
+      <w:lvlText w:val="%9."/>
+      <w:lvlJc w:val="right"/>
+      <w:pPr>
+        <w:ind w:left="6480" w:hanging="180"/>
+      </w:pPr>
+    </w:lvl>
+  </w:abstractNum>
   <w:abstractNum xmlns:w="http://schemas.openxmlformats.org/wordprocessingml/2006/main" w:abstractNumId="1">
     <w:nsid w:val="4489f708"/>
     <w:multiLevelType xmlns:w="http://schemas.openxmlformats.org/wordprocessingml/2006/main" w:val="hybridMultilevel"/>
@@ -1253,6 +3412,18 @@
       </w:pPr>
     </w:lvl>
   </w:abstractNum>
+  <w:num w:numId="5">
+    <w:abstractNumId w:val="5"/>
+  </w:num>
+  <w:num w:numId="4">
+    <w:abstractNumId w:val="4"/>
+  </w:num>
+  <w:num w:numId="3">
+    <w:abstractNumId w:val="3"/>
+  </w:num>
+  <w:num w:numId="2">
+    <w:abstractNumId w:val="2"/>
+  </w:num>
   <w:num w:numId="1">
     <w:abstractNumId w:val="1"/>
   </w:num>
@@ -1685,7 +3856,7 @@
     <w:name w:val="List Paragraph"/>
     <w:basedOn w:val="Normal"/>
     <w:qFormat/>
-    <w:rsid w:val="57E42FF5"/>
+    <w:rsid w:val="0340FE66"/>
     <w:pPr>
       <w:spacing/>
       <w:ind w:left="720"/>
